--- a/hin/docx/047.content.docx
+++ b/hin/docx/047.content.docx
@@ -426,138 +426,102 @@
           <w:lang w:val="hi_IN" w:bidi="hi_IN"/>
         </w:rPr>
       </w:r>
-      <w:hyperlink r:id="rId13">
-        <w:r>
-          <w:rPr>
-            <w:lang w:val="hi_IN" w:bidi="hi_IN"/>
-          </w:rPr>
-          <w:rPr>
-            <w:color w:val="0000EE"/>
-            <w:u w:val="single"/>
-          </w:rPr>
-          <w:t>निर्गमन 20:14</w:t>
-        </w:r>
-      </w:hyperlink>
-    </w:p>
-    <w:p>
-      <w:pPr>
-        <w:pStyle w:val="ListBullet"/>
-        <w:spacing w:line="240" w:lineRule="auto"/>
-        <w:ind w:left="720"/>
-      </w:pPr>
-      <w:r>
-        <w:rPr>
-          <w:lang w:val="hi_IN" w:bidi="hi_IN"/>
-        </w:rPr>
-      </w:r>
-      <w:hyperlink r:id="rId14">
-        <w:r>
-          <w:rPr>
-            <w:lang w:val="hi_IN" w:bidi="hi_IN"/>
-          </w:rPr>
-          <w:rPr>
-            <w:color w:val="0000EE"/>
-            <w:u w:val="single"/>
-          </w:rPr>
-          <w:t>होशे 4:1–2</w:t>
-        </w:r>
-      </w:hyperlink>
-    </w:p>
-    <w:p>
-      <w:pPr>
-        <w:pStyle w:val="ListBullet"/>
-        <w:spacing w:line="240" w:lineRule="auto"/>
-        <w:ind w:left="720"/>
-      </w:pPr>
-      <w:r>
-        <w:rPr>
-          <w:lang w:val="hi_IN" w:bidi="hi_IN"/>
-        </w:rPr>
-      </w:r>
-      <w:hyperlink r:id="rId15">
-        <w:r>
-          <w:rPr>
-            <w:lang w:val="hi_IN" w:bidi="hi_IN"/>
-          </w:rPr>
-          <w:rPr>
-            <w:color w:val="0000EE"/>
-            <w:u w:val="single"/>
-          </w:rPr>
-          <w:t>लूका 16:18</w:t>
-        </w:r>
-      </w:hyperlink>
-    </w:p>
-    <w:p>
-      <w:pPr>
-        <w:pStyle w:val="ListBullet"/>
-        <w:spacing w:line="240" w:lineRule="auto"/>
-        <w:ind w:left="720"/>
-      </w:pPr>
-      <w:r>
-        <w:rPr>
-          <w:lang w:val="hi_IN" w:bidi="hi_IN"/>
-        </w:rPr>
-      </w:r>
-      <w:hyperlink r:id="rId16">
-        <w:r>
-          <w:rPr>
-            <w:lang w:val="hi_IN" w:bidi="hi_IN"/>
-          </w:rPr>
-          <w:rPr>
-            <w:color w:val="0000EE"/>
-            <w:u w:val="single"/>
-          </w:rPr>
-          <w:t>मत्ती 5:28</w:t>
-        </w:r>
-      </w:hyperlink>
-    </w:p>
-    <w:p>
-      <w:pPr>
-        <w:pStyle w:val="ListBullet"/>
-        <w:spacing w:line="240" w:lineRule="auto"/>
-        <w:ind w:left="720"/>
-      </w:pPr>
-      <w:r>
-        <w:rPr>
-          <w:lang w:val="hi_IN" w:bidi="hi_IN"/>
-        </w:rPr>
-      </w:r>
-      <w:hyperlink r:id="rId17">
-        <w:r>
-          <w:rPr>
-            <w:lang w:val="hi_IN" w:bidi="hi_IN"/>
-          </w:rPr>
-          <w:rPr>
-            <w:color w:val="0000EE"/>
-            <w:u w:val="single"/>
-          </w:rPr>
-          <w:t>मत्ती 12:39</w:t>
-        </w:r>
-      </w:hyperlink>
-    </w:p>
-    <w:p>
-      <w:pPr>
-        <w:pStyle w:val="ListBullet"/>
-        <w:spacing w:line="240" w:lineRule="auto"/>
-        <w:ind w:left="720"/>
-      </w:pPr>
-      <w:r>
-        <w:rPr>
-          <w:lang w:val="hi_IN" w:bidi="hi_IN"/>
-        </w:rPr>
-      </w:r>
-      <w:hyperlink r:id="rId18">
-        <w:r>
-          <w:rPr>
-            <w:lang w:val="hi_IN" w:bidi="hi_IN"/>
-          </w:rPr>
-          <w:rPr>
-            <w:color w:val="0000EE"/>
-            <w:u w:val="single"/>
-          </w:rPr>
-          <w:t>प्रकाशितवाक्य 02:22</w:t>
-        </w:r>
-      </w:hyperlink>
+      <w:r>
+        <w:rPr>
+          <w:lang w:val="hi_IN" w:bidi="hi_IN"/>
+        </w:rPr>
+        <w:t>निर्गमन 20:14</w:t>
+      </w:r>
+    </w:p>
+    <w:p>
+      <w:pPr>
+        <w:pStyle w:val="ListBullet"/>
+        <w:spacing w:line="240" w:lineRule="auto"/>
+        <w:ind w:left="720"/>
+      </w:pPr>
+      <w:r>
+        <w:rPr>
+          <w:lang w:val="hi_IN" w:bidi="hi_IN"/>
+        </w:rPr>
+      </w:r>
+      <w:r>
+        <w:rPr>
+          <w:lang w:val="hi_IN" w:bidi="hi_IN"/>
+        </w:rPr>
+        <w:t>होशे 4:1–2</w:t>
+      </w:r>
+    </w:p>
+    <w:p>
+      <w:pPr>
+        <w:pStyle w:val="ListBullet"/>
+        <w:spacing w:line="240" w:lineRule="auto"/>
+        <w:ind w:left="720"/>
+      </w:pPr>
+      <w:r>
+        <w:rPr>
+          <w:lang w:val="hi_IN" w:bidi="hi_IN"/>
+        </w:rPr>
+      </w:r>
+      <w:r>
+        <w:rPr>
+          <w:lang w:val="hi_IN" w:bidi="hi_IN"/>
+        </w:rPr>
+        <w:t>लूका 16:18</w:t>
+      </w:r>
+    </w:p>
+    <w:p>
+      <w:pPr>
+        <w:pStyle w:val="ListBullet"/>
+        <w:spacing w:line="240" w:lineRule="auto"/>
+        <w:ind w:left="720"/>
+      </w:pPr>
+      <w:r>
+        <w:rPr>
+          <w:lang w:val="hi_IN" w:bidi="hi_IN"/>
+        </w:rPr>
+      </w:r>
+      <w:r>
+        <w:rPr>
+          <w:lang w:val="hi_IN" w:bidi="hi_IN"/>
+        </w:rPr>
+        <w:t>मत्ती 5:28</w:t>
+      </w:r>
+    </w:p>
+    <w:p>
+      <w:pPr>
+        <w:pStyle w:val="ListBullet"/>
+        <w:spacing w:line="240" w:lineRule="auto"/>
+        <w:ind w:left="720"/>
+      </w:pPr>
+      <w:r>
+        <w:rPr>
+          <w:lang w:val="hi_IN" w:bidi="hi_IN"/>
+        </w:rPr>
+      </w:r>
+      <w:r>
+        <w:rPr>
+          <w:lang w:val="hi_IN" w:bidi="hi_IN"/>
+        </w:rPr>
+        <w:t>मत्ती 12:39</w:t>
+      </w:r>
+    </w:p>
+    <w:p>
+      <w:pPr>
+        <w:pStyle w:val="ListBullet"/>
+        <w:spacing w:line="240" w:lineRule="auto"/>
+        <w:ind w:left="720"/>
+      </w:pPr>
+      <w:r>
+        <w:rPr>
+          <w:lang w:val="hi_IN" w:bidi="hi_IN"/>
+        </w:rPr>
+      </w:r>
+      <w:r>
+        <w:rPr>
+          <w:lang w:val="hi_IN" w:bidi="hi_IN"/>
+        </w:rPr>
+        <w:t>प्रकाशितवाक्य 02:22</w:t>
+      </w:r>
     </w:p>
     <w:p>
       <w:pPr>
@@ -1011,186 +975,138 @@
           <w:lang w:val="hi_IN" w:bidi="hi_IN"/>
         </w:rPr>
       </w:r>
-      <w:hyperlink r:id="rId19">
-        <w:r>
-          <w:rPr>
-            <w:lang w:val="hi_IN" w:bidi="hi_IN"/>
-          </w:rPr>
-          <w:rPr>
-            <w:color w:val="0000EE"/>
-            <w:u w:val="single"/>
-          </w:rPr>
-          <w:t>प्रे.का. 15:19–21</w:t>
-        </w:r>
-      </w:hyperlink>
-    </w:p>
-    <w:p>
-      <w:pPr>
-        <w:pStyle w:val="ListBullet"/>
-        <w:spacing w:line="240" w:lineRule="auto"/>
-        <w:ind w:left="720"/>
-      </w:pPr>
-      <w:r>
-        <w:rPr>
-          <w:lang w:val="hi_IN" w:bidi="hi_IN"/>
-        </w:rPr>
-      </w:r>
-      <w:hyperlink r:id="rId20">
-        <w:r>
-          <w:rPr>
-            <w:lang w:val="hi_IN" w:bidi="hi_IN"/>
-          </w:rPr>
-          <w:rPr>
-            <w:color w:val="0000EE"/>
-            <w:u w:val="single"/>
-          </w:rPr>
-          <w:t>प्रे.का. 21:25–26</w:t>
-        </w:r>
-      </w:hyperlink>
-    </w:p>
-    <w:p>
-      <w:pPr>
-        <w:pStyle w:val="ListBullet"/>
-        <w:spacing w:line="240" w:lineRule="auto"/>
-        <w:ind w:left="720"/>
-      </w:pPr>
-      <w:r>
-        <w:rPr>
-          <w:lang w:val="hi_IN" w:bidi="hi_IN"/>
-        </w:rPr>
-      </w:r>
-      <w:hyperlink r:id="rId21">
-        <w:r>
-          <w:rPr>
-            <w:lang w:val="hi_IN" w:bidi="hi_IN"/>
-          </w:rPr>
-          <w:rPr>
-            <w:color w:val="0000EE"/>
-            <w:u w:val="single"/>
-          </w:rPr>
-          <w:t>कुलुस्सियों 03:5–8</w:t>
-        </w:r>
-      </w:hyperlink>
-    </w:p>
-    <w:p>
-      <w:pPr>
-        <w:pStyle w:val="ListBullet"/>
-        <w:spacing w:line="240" w:lineRule="auto"/>
-        <w:ind w:left="720"/>
-      </w:pPr>
-      <w:r>
-        <w:rPr>
-          <w:lang w:val="hi_IN" w:bidi="hi_IN"/>
-        </w:rPr>
-      </w:r>
-      <w:hyperlink r:id="rId22">
-        <w:r>
-          <w:rPr>
-            <w:lang w:val="hi_IN" w:bidi="hi_IN"/>
-          </w:rPr>
-          <w:rPr>
-            <w:color w:val="0000EE"/>
-            <w:u w:val="single"/>
-          </w:rPr>
-          <w:t>इफिसियों 05:3–4</w:t>
-        </w:r>
-      </w:hyperlink>
-    </w:p>
-    <w:p>
-      <w:pPr>
-        <w:pStyle w:val="ListBullet"/>
-        <w:spacing w:line="240" w:lineRule="auto"/>
-        <w:ind w:left="720"/>
-      </w:pPr>
-      <w:r>
-        <w:rPr>
-          <w:lang w:val="hi_IN" w:bidi="hi_IN"/>
-        </w:rPr>
-      </w:r>
-      <w:hyperlink r:id="rId23">
-        <w:r>
-          <w:rPr>
-            <w:lang w:val="hi_IN" w:bidi="hi_IN"/>
-          </w:rPr>
-          <w:rPr>
-            <w:color w:val="0000EE"/>
-            <w:u w:val="single"/>
-          </w:rPr>
-          <w:t>उत्पत्ति 38:24–26</w:t>
-        </w:r>
-      </w:hyperlink>
-    </w:p>
-    <w:p>
-      <w:pPr>
-        <w:pStyle w:val="ListBullet"/>
-        <w:spacing w:line="240" w:lineRule="auto"/>
-        <w:ind w:left="720"/>
-      </w:pPr>
-      <w:r>
-        <w:rPr>
-          <w:lang w:val="hi_IN" w:bidi="hi_IN"/>
-        </w:rPr>
-      </w:r>
-      <w:hyperlink r:id="rId24">
-        <w:r>
-          <w:rPr>
-            <w:lang w:val="hi_IN" w:bidi="hi_IN"/>
-          </w:rPr>
-          <w:rPr>
-            <w:color w:val="0000EE"/>
-            <w:u w:val="single"/>
-          </w:rPr>
-          <w:t>होशे 04:13–14</w:t>
-        </w:r>
-      </w:hyperlink>
-    </w:p>
-    <w:p>
-      <w:pPr>
-        <w:pStyle w:val="ListBullet"/>
-        <w:spacing w:line="240" w:lineRule="auto"/>
-        <w:ind w:left="720"/>
-      </w:pPr>
-      <w:r>
-        <w:rPr>
-          <w:lang w:val="hi_IN" w:bidi="hi_IN"/>
-        </w:rPr>
-      </w:r>
-      <w:hyperlink r:id="rId25">
-        <w:r>
-          <w:rPr>
-            <w:lang w:val="hi_IN" w:bidi="hi_IN"/>
-          </w:rPr>
-          <w:rPr>
-            <w:color w:val="0000EE"/>
-            <w:u w:val="single"/>
-          </w:rPr>
-          <w:t>मत्ती 05:31–32</w:t>
-        </w:r>
-      </w:hyperlink>
-    </w:p>
-    <w:p>
-      <w:pPr>
-        <w:pStyle w:val="ListBullet"/>
-        <w:spacing w:line="240" w:lineRule="auto"/>
-        <w:ind w:left="720"/>
-      </w:pPr>
-      <w:r>
-        <w:rPr>
-          <w:lang w:val="hi_IN" w:bidi="hi_IN"/>
-        </w:rPr>
-      </w:r>
-      <w:hyperlink r:id="rId26">
-        <w:r>
-          <w:rPr>
-            <w:lang w:val="hi_IN" w:bidi="hi_IN"/>
-          </w:rPr>
-          <w:rPr>
-            <w:color w:val="0000EE"/>
-            <w:u w:val="single"/>
-          </w:rPr>
-          <w:t>मत्ती 19:7–9</w:t>
-        </w:r>
-      </w:hyperlink>
+      <w:r>
+        <w:rPr>
+          <w:lang w:val="hi_IN" w:bidi="hi_IN"/>
+        </w:rPr>
+        <w:t>प्रे.का. 15:19–21</w:t>
+      </w:r>
+    </w:p>
+    <w:p>
+      <w:pPr>
+        <w:pStyle w:val="ListBullet"/>
+        <w:spacing w:line="240" w:lineRule="auto"/>
+        <w:ind w:left="720"/>
+      </w:pPr>
+      <w:r>
+        <w:rPr>
+          <w:lang w:val="hi_IN" w:bidi="hi_IN"/>
+        </w:rPr>
+      </w:r>
+      <w:r>
+        <w:rPr>
+          <w:lang w:val="hi_IN" w:bidi="hi_IN"/>
+        </w:rPr>
+        <w:t>प्रे.का. 21:25–26</w:t>
+      </w:r>
+    </w:p>
+    <w:p>
+      <w:pPr>
+        <w:pStyle w:val="ListBullet"/>
+        <w:spacing w:line="240" w:lineRule="auto"/>
+        <w:ind w:left="720"/>
+      </w:pPr>
+      <w:r>
+        <w:rPr>
+          <w:lang w:val="hi_IN" w:bidi="hi_IN"/>
+        </w:rPr>
+      </w:r>
+      <w:r>
+        <w:rPr>
+          <w:lang w:val="hi_IN" w:bidi="hi_IN"/>
+        </w:rPr>
+        <w:t>कुलुस्सियों 03:5–8</w:t>
+      </w:r>
+    </w:p>
+    <w:p>
+      <w:pPr>
+        <w:pStyle w:val="ListBullet"/>
+        <w:spacing w:line="240" w:lineRule="auto"/>
+        <w:ind w:left="720"/>
+      </w:pPr>
+      <w:r>
+        <w:rPr>
+          <w:lang w:val="hi_IN" w:bidi="hi_IN"/>
+        </w:rPr>
+      </w:r>
+      <w:r>
+        <w:rPr>
+          <w:lang w:val="hi_IN" w:bidi="hi_IN"/>
+        </w:rPr>
+        <w:t>इफिसियों 05:3–4</w:t>
+      </w:r>
+    </w:p>
+    <w:p>
+      <w:pPr>
+        <w:pStyle w:val="ListBullet"/>
+        <w:spacing w:line="240" w:lineRule="auto"/>
+        <w:ind w:left="720"/>
+      </w:pPr>
+      <w:r>
+        <w:rPr>
+          <w:lang w:val="hi_IN" w:bidi="hi_IN"/>
+        </w:rPr>
+      </w:r>
+      <w:r>
+        <w:rPr>
+          <w:lang w:val="hi_IN" w:bidi="hi_IN"/>
+        </w:rPr>
+        <w:t>उत्पत्ति 38:24–26</w:t>
+      </w:r>
+    </w:p>
+    <w:p>
+      <w:pPr>
+        <w:pStyle w:val="ListBullet"/>
+        <w:spacing w:line="240" w:lineRule="auto"/>
+        <w:ind w:left="720"/>
+      </w:pPr>
+      <w:r>
+        <w:rPr>
+          <w:lang w:val="hi_IN" w:bidi="hi_IN"/>
+        </w:rPr>
+      </w:r>
+      <w:r>
+        <w:rPr>
+          <w:lang w:val="hi_IN" w:bidi="hi_IN"/>
+        </w:rPr>
+        <w:t>होशे 04:13–14</w:t>
+      </w:r>
+    </w:p>
+    <w:p>
+      <w:pPr>
+        <w:pStyle w:val="ListBullet"/>
+        <w:spacing w:line="240" w:lineRule="auto"/>
+        <w:ind w:left="720"/>
+      </w:pPr>
+      <w:r>
+        <w:rPr>
+          <w:lang w:val="hi_IN" w:bidi="hi_IN"/>
+        </w:rPr>
+      </w:r>
+      <w:r>
+        <w:rPr>
+          <w:lang w:val="hi_IN" w:bidi="hi_IN"/>
+        </w:rPr>
+        <w:t>मत्ती 05:31–32</w:t>
+      </w:r>
+    </w:p>
+    <w:p>
+      <w:pPr>
+        <w:pStyle w:val="ListBullet"/>
+        <w:spacing w:line="240" w:lineRule="auto"/>
+        <w:ind w:left="720"/>
+      </w:pPr>
+      <w:r>
+        <w:rPr>
+          <w:lang w:val="hi_IN" w:bidi="hi_IN"/>
+        </w:rPr>
+      </w:r>
+      <w:r>
+        <w:rPr>
+          <w:lang w:val="hi_IN" w:bidi="hi_IN"/>
+        </w:rPr>
+        <w:t>मत्ती 19:7–9</w:t>
+      </w:r>
     </w:p>
     <w:p>
       <w:pPr>
@@ -1394,138 +1310,102 @@
           <w:lang w:val="hi_IN" w:bidi="hi_IN"/>
         </w:rPr>
       </w:r>
-      <w:hyperlink r:id="rId27">
-        <w:r>
-          <w:rPr>
-            <w:lang w:val="hi_IN" w:bidi="hi_IN"/>
-          </w:rPr>
-          <w:rPr>
-            <w:color w:val="0000EE"/>
-            <w:u w:val="single"/>
-          </w:rPr>
-          <w:t>1 कुरिन्थियों 15:1–2</w:t>
-        </w:r>
-      </w:hyperlink>
-    </w:p>
-    <w:p>
-      <w:pPr>
-        <w:pStyle w:val="ListBullet"/>
-        <w:spacing w:line="240" w:lineRule="auto"/>
-        <w:ind w:left="720"/>
-      </w:pPr>
-      <w:r>
-        <w:rPr>
-          <w:lang w:val="hi_IN" w:bidi="hi_IN"/>
-        </w:rPr>
-      </w:r>
-      <w:hyperlink r:id="rId28">
-        <w:r>
-          <w:rPr>
-            <w:lang w:val="hi_IN" w:bidi="hi_IN"/>
-          </w:rPr>
-          <w:rPr>
-            <w:color w:val="0000EE"/>
-            <w:u w:val="single"/>
-          </w:rPr>
-          <w:t>1 शमूएल 25:21–22</w:t>
-        </w:r>
-      </w:hyperlink>
-    </w:p>
-    <w:p>
-      <w:pPr>
-        <w:pStyle w:val="ListBullet"/>
-        <w:spacing w:line="240" w:lineRule="auto"/>
-        <w:ind w:left="720"/>
-      </w:pPr>
-      <w:r>
-        <w:rPr>
-          <w:lang w:val="hi_IN" w:bidi="hi_IN"/>
-        </w:rPr>
-      </w:r>
-      <w:hyperlink r:id="rId29">
-        <w:r>
-          <w:rPr>
-            <w:lang w:val="hi_IN" w:bidi="hi_IN"/>
-          </w:rPr>
-          <w:rPr>
-            <w:color w:val="0000EE"/>
-            <w:u w:val="single"/>
-          </w:rPr>
-          <w:t>2 पतरस 2:18</w:t>
-        </w:r>
-      </w:hyperlink>
-    </w:p>
-    <w:p>
-      <w:pPr>
-        <w:pStyle w:val="ListBullet"/>
-        <w:spacing w:line="240" w:lineRule="auto"/>
-        <w:ind w:left="720"/>
-      </w:pPr>
-      <w:r>
-        <w:rPr>
-          <w:lang w:val="hi_IN" w:bidi="hi_IN"/>
-        </w:rPr>
-      </w:r>
-      <w:hyperlink r:id="rId30">
-        <w:r>
-          <w:rPr>
-            <w:lang w:val="hi_IN" w:bidi="hi_IN"/>
-          </w:rPr>
-          <w:rPr>
-            <w:color w:val="0000EE"/>
-            <w:u w:val="single"/>
-          </w:rPr>
-          <w:t>यशायाह 45:19</w:t>
-        </w:r>
-      </w:hyperlink>
-    </w:p>
-    <w:p>
-      <w:pPr>
-        <w:pStyle w:val="ListBullet"/>
-        <w:spacing w:line="240" w:lineRule="auto"/>
-        <w:ind w:left="720"/>
-      </w:pPr>
-      <w:r>
-        <w:rPr>
-          <w:lang w:val="hi_IN" w:bidi="hi_IN"/>
-        </w:rPr>
-      </w:r>
-      <w:hyperlink r:id="rId31">
-        <w:r>
-          <w:rPr>
-            <w:lang w:val="hi_IN" w:bidi="hi_IN"/>
-          </w:rPr>
-          <w:rPr>
-            <w:color w:val="0000EE"/>
-            <w:u w:val="single"/>
-          </w:rPr>
-          <w:t>यिर्मयाह 2:29–31</w:t>
-        </w:r>
-      </w:hyperlink>
-    </w:p>
-    <w:p>
-      <w:pPr>
-        <w:pStyle w:val="ListBullet"/>
-        <w:spacing w:line="240" w:lineRule="auto"/>
-        <w:ind w:left="720"/>
-      </w:pPr>
-      <w:r>
-        <w:rPr>
-          <w:lang w:val="hi_IN" w:bidi="hi_IN"/>
-        </w:rPr>
-      </w:r>
-      <w:hyperlink r:id="rId32">
-        <w:r>
-          <w:rPr>
-            <w:lang w:val="hi_IN" w:bidi="hi_IN"/>
-          </w:rPr>
-          <w:rPr>
-            <w:color w:val="0000EE"/>
-            <w:u w:val="single"/>
-          </w:rPr>
-          <w:t>मत्ती 15:9</w:t>
-        </w:r>
-      </w:hyperlink>
+      <w:r>
+        <w:rPr>
+          <w:lang w:val="hi_IN" w:bidi="hi_IN"/>
+        </w:rPr>
+        <w:t>1 कुरिन्थियों 15:1–2</w:t>
+      </w:r>
+    </w:p>
+    <w:p>
+      <w:pPr>
+        <w:pStyle w:val="ListBullet"/>
+        <w:spacing w:line="240" w:lineRule="auto"/>
+        <w:ind w:left="720"/>
+      </w:pPr>
+      <w:r>
+        <w:rPr>
+          <w:lang w:val="hi_IN" w:bidi="hi_IN"/>
+        </w:rPr>
+      </w:r>
+      <w:r>
+        <w:rPr>
+          <w:lang w:val="hi_IN" w:bidi="hi_IN"/>
+        </w:rPr>
+        <w:t>1 शमूएल 25:21–22</w:t>
+      </w:r>
+    </w:p>
+    <w:p>
+      <w:pPr>
+        <w:pStyle w:val="ListBullet"/>
+        <w:spacing w:line="240" w:lineRule="auto"/>
+        <w:ind w:left="720"/>
+      </w:pPr>
+      <w:r>
+        <w:rPr>
+          <w:lang w:val="hi_IN" w:bidi="hi_IN"/>
+        </w:rPr>
+      </w:r>
+      <w:r>
+        <w:rPr>
+          <w:lang w:val="hi_IN" w:bidi="hi_IN"/>
+        </w:rPr>
+        <w:t>2 पतरस 2:18</w:t>
+      </w:r>
+    </w:p>
+    <w:p>
+      <w:pPr>
+        <w:pStyle w:val="ListBullet"/>
+        <w:spacing w:line="240" w:lineRule="auto"/>
+        <w:ind w:left="720"/>
+      </w:pPr>
+      <w:r>
+        <w:rPr>
+          <w:lang w:val="hi_IN" w:bidi="hi_IN"/>
+        </w:rPr>
+      </w:r>
+      <w:r>
+        <w:rPr>
+          <w:lang w:val="hi_IN" w:bidi="hi_IN"/>
+        </w:rPr>
+        <w:t>यशायाह 45:19</w:t>
+      </w:r>
+    </w:p>
+    <w:p>
+      <w:pPr>
+        <w:pStyle w:val="ListBullet"/>
+        <w:spacing w:line="240" w:lineRule="auto"/>
+        <w:ind w:left="720"/>
+      </w:pPr>
+      <w:r>
+        <w:rPr>
+          <w:lang w:val="hi_IN" w:bidi="hi_IN"/>
+        </w:rPr>
+      </w:r>
+      <w:r>
+        <w:rPr>
+          <w:lang w:val="hi_IN" w:bidi="hi_IN"/>
+        </w:rPr>
+        <w:t>यिर्मयाह 2:29–31</w:t>
+      </w:r>
+    </w:p>
+    <w:p>
+      <w:pPr>
+        <w:pStyle w:val="ListBullet"/>
+        <w:spacing w:line="240" w:lineRule="auto"/>
+        <w:ind w:left="720"/>
+      </w:pPr>
+      <w:r>
+        <w:rPr>
+          <w:lang w:val="hi_IN" w:bidi="hi_IN"/>
+        </w:rPr>
+      </w:r>
+      <w:r>
+        <w:rPr>
+          <w:lang w:val="hi_IN" w:bidi="hi_IN"/>
+        </w:rPr>
+        <w:t>मत्ती 15:9</w:t>
+      </w:r>
     </w:p>
     <w:p>
       <w:pPr>
@@ -1771,138 +1651,102 @@
           <w:lang w:val="hi_IN" w:bidi="hi_IN"/>
         </w:rPr>
       </w:r>
-      <w:hyperlink r:id="rId33">
-        <w:r>
-          <w:rPr>
-            <w:lang w:val="hi_IN" w:bidi="hi_IN"/>
-          </w:rPr>
-          <w:rPr>
-            <w:color w:val="0000EE"/>
-            <w:u w:val="single"/>
-          </w:rPr>
-          <w:t>व्यव. 4:2</w:t>
-        </w:r>
-      </w:hyperlink>
-    </w:p>
-    <w:p>
-      <w:pPr>
-        <w:pStyle w:val="ListBullet"/>
-        <w:spacing w:line="240" w:lineRule="auto"/>
-        <w:ind w:left="720"/>
-      </w:pPr>
-      <w:r>
-        <w:rPr>
-          <w:lang w:val="hi_IN" w:bidi="hi_IN"/>
-        </w:rPr>
-      </w:r>
-      <w:hyperlink r:id="rId34">
-        <w:r>
-          <w:rPr>
-            <w:lang w:val="hi_IN" w:bidi="hi_IN"/>
-          </w:rPr>
-          <w:rPr>
-            <w:color w:val="0000EE"/>
-            <w:u w:val="single"/>
-          </w:rPr>
-          <w:t>एस्तेर 3:8–9</w:t>
-        </w:r>
-      </w:hyperlink>
-    </w:p>
-    <w:p>
-      <w:pPr>
-        <w:pStyle w:val="ListBullet"/>
-        <w:spacing w:line="240" w:lineRule="auto"/>
-        <w:ind w:left="720"/>
-      </w:pPr>
-      <w:r>
-        <w:rPr>
-          <w:lang w:val="hi_IN" w:bidi="hi_IN"/>
-        </w:rPr>
-      </w:r>
-      <w:hyperlink r:id="rId35">
-        <w:r>
-          <w:rPr>
-            <w:lang w:val="hi_IN" w:bidi="hi_IN"/>
-          </w:rPr>
-          <w:rPr>
-            <w:color w:val="0000EE"/>
-            <w:u w:val="single"/>
-          </w:rPr>
-          <w:t>निर्गमन 12:12–14</w:t>
-        </w:r>
-      </w:hyperlink>
-    </w:p>
-    <w:p>
-      <w:pPr>
-        <w:pStyle w:val="ListBullet"/>
-        <w:spacing w:line="240" w:lineRule="auto"/>
-        <w:ind w:left="720"/>
-      </w:pPr>
-      <w:r>
-        <w:rPr>
-          <w:lang w:val="hi_IN" w:bidi="hi_IN"/>
-        </w:rPr>
-      </w:r>
-      <w:hyperlink r:id="rId36">
-        <w:r>
-          <w:rPr>
-            <w:lang w:val="hi_IN" w:bidi="hi_IN"/>
-          </w:rPr>
-          <w:rPr>
-            <w:color w:val="0000EE"/>
-            <w:u w:val="single"/>
-          </w:rPr>
-          <w:t>उत्पत्ति 26:5</w:t>
-        </w:r>
-      </w:hyperlink>
-    </w:p>
-    <w:p>
-      <w:pPr>
-        <w:pStyle w:val="ListBullet"/>
-        <w:spacing w:line="240" w:lineRule="auto"/>
-        <w:ind w:left="720"/>
-      </w:pPr>
-      <w:r>
-        <w:rPr>
-          <w:lang w:val="hi_IN" w:bidi="hi_IN"/>
-        </w:rPr>
-      </w:r>
-      <w:hyperlink r:id="rId37">
-        <w:r>
-          <w:rPr>
-            <w:lang w:val="hi_IN" w:bidi="hi_IN"/>
-          </w:rPr>
-          <w:rPr>
-            <w:color w:val="0000EE"/>
-            <w:u w:val="single"/>
-          </w:rPr>
-          <w:t>यूह. 18:31</w:t>
-        </w:r>
-      </w:hyperlink>
-    </w:p>
-    <w:p>
-      <w:pPr>
-        <w:pStyle w:val="ListBullet"/>
-        <w:spacing w:line="240" w:lineRule="auto"/>
-        <w:ind w:left="720"/>
-      </w:pPr>
-      <w:r>
-        <w:rPr>
-          <w:lang w:val="hi_IN" w:bidi="hi_IN"/>
-        </w:rPr>
-      </w:r>
-      <w:hyperlink r:id="rId38">
-        <w:r>
-          <w:rPr>
-            <w:lang w:val="hi_IN" w:bidi="hi_IN"/>
-          </w:rPr>
-          <w:rPr>
-            <w:color w:val="0000EE"/>
-            <w:u w:val="single"/>
-          </w:rPr>
-          <w:t>रोमियो 7:1</w:t>
-        </w:r>
-      </w:hyperlink>
+      <w:r>
+        <w:rPr>
+          <w:lang w:val="hi_IN" w:bidi="hi_IN"/>
+        </w:rPr>
+        <w:t>व्यव. 4:2</w:t>
+      </w:r>
+    </w:p>
+    <w:p>
+      <w:pPr>
+        <w:pStyle w:val="ListBullet"/>
+        <w:spacing w:line="240" w:lineRule="auto"/>
+        <w:ind w:left="720"/>
+      </w:pPr>
+      <w:r>
+        <w:rPr>
+          <w:lang w:val="hi_IN" w:bidi="hi_IN"/>
+        </w:rPr>
+      </w:r>
+      <w:r>
+        <w:rPr>
+          <w:lang w:val="hi_IN" w:bidi="hi_IN"/>
+        </w:rPr>
+        <w:t>एस्तेर 3:8–9</w:t>
+      </w:r>
+    </w:p>
+    <w:p>
+      <w:pPr>
+        <w:pStyle w:val="ListBullet"/>
+        <w:spacing w:line="240" w:lineRule="auto"/>
+        <w:ind w:left="720"/>
+      </w:pPr>
+      <w:r>
+        <w:rPr>
+          <w:lang w:val="hi_IN" w:bidi="hi_IN"/>
+        </w:rPr>
+      </w:r>
+      <w:r>
+        <w:rPr>
+          <w:lang w:val="hi_IN" w:bidi="hi_IN"/>
+        </w:rPr>
+        <w:t>निर्गमन 12:12–14</w:t>
+      </w:r>
+    </w:p>
+    <w:p>
+      <w:pPr>
+        <w:pStyle w:val="ListBullet"/>
+        <w:spacing w:line="240" w:lineRule="auto"/>
+        <w:ind w:left="720"/>
+      </w:pPr>
+      <w:r>
+        <w:rPr>
+          <w:lang w:val="hi_IN" w:bidi="hi_IN"/>
+        </w:rPr>
+      </w:r>
+      <w:r>
+        <w:rPr>
+          <w:lang w:val="hi_IN" w:bidi="hi_IN"/>
+        </w:rPr>
+        <w:t>उत्पत्ति 26:5</w:t>
+      </w:r>
+    </w:p>
+    <w:p>
+      <w:pPr>
+        <w:pStyle w:val="ListBullet"/>
+        <w:spacing w:line="240" w:lineRule="auto"/>
+        <w:ind w:left="720"/>
+      </w:pPr>
+      <w:r>
+        <w:rPr>
+          <w:lang w:val="hi_IN" w:bidi="hi_IN"/>
+        </w:rPr>
+      </w:r>
+      <w:r>
+        <w:rPr>
+          <w:lang w:val="hi_IN" w:bidi="hi_IN"/>
+        </w:rPr>
+        <w:t>यूह. 18:31</w:t>
+      </w:r>
+    </w:p>
+    <w:p>
+      <w:pPr>
+        <w:pStyle w:val="ListBullet"/>
+        <w:spacing w:line="240" w:lineRule="auto"/>
+        <w:ind w:left="720"/>
+      </w:pPr>
+      <w:r>
+        <w:rPr>
+          <w:lang w:val="hi_IN" w:bidi="hi_IN"/>
+        </w:rPr>
+      </w:r>
+      <w:r>
+        <w:rPr>
+          <w:lang w:val="hi_IN" w:bidi="hi_IN"/>
+        </w:rPr>
+        <w:t>रोमियो 7:1</w:t>
+      </w:r>
     </w:p>
     <w:p>
       <w:pPr>
@@ -2315,210 +2159,156 @@
           <w:lang w:val="hi_IN" w:bidi="hi_IN"/>
         </w:rPr>
       </w:r>
-      <w:hyperlink r:id="rId39">
-        <w:r>
-          <w:rPr>
-            <w:lang w:val="hi_IN" w:bidi="hi_IN"/>
-          </w:rPr>
-          <w:rPr>
-            <w:color w:val="0000EE"/>
-            <w:u w:val="single"/>
-          </w:rPr>
-          <w:t>प्रे.का. 15:6</w:t>
-        </w:r>
-      </w:hyperlink>
-    </w:p>
-    <w:p>
-      <w:pPr>
-        <w:pStyle w:val="ListBullet"/>
-        <w:spacing w:line="240" w:lineRule="auto"/>
-        <w:ind w:left="720"/>
-      </w:pPr>
-      <w:r>
-        <w:rPr>
-          <w:lang w:val="hi_IN" w:bidi="hi_IN"/>
-        </w:rPr>
-      </w:r>
-      <w:hyperlink r:id="rId40">
-        <w:r>
-          <w:rPr>
-            <w:lang w:val="hi_IN" w:bidi="hi_IN"/>
-          </w:rPr>
-          <w:rPr>
-            <w:color w:val="0000EE"/>
-            <w:u w:val="single"/>
-          </w:rPr>
-          <w:t>दानिय्येल 9:13</w:t>
-        </w:r>
-      </w:hyperlink>
-    </w:p>
-    <w:p>
-      <w:pPr>
-        <w:pStyle w:val="ListBullet"/>
-        <w:spacing w:line="240" w:lineRule="auto"/>
-        <w:ind w:left="720"/>
-      </w:pPr>
-      <w:r>
-        <w:rPr>
-          <w:lang w:val="hi_IN" w:bidi="hi_IN"/>
-        </w:rPr>
-      </w:r>
-      <w:hyperlink r:id="rId41">
-        <w:r>
-          <w:rPr>
-            <w:lang w:val="hi_IN" w:bidi="hi_IN"/>
-          </w:rPr>
-          <w:rPr>
-            <w:color w:val="0000EE"/>
-            <w:u w:val="single"/>
-          </w:rPr>
-          <w:t>निर्गमन 28:42–43</w:t>
-        </w:r>
-      </w:hyperlink>
-    </w:p>
-    <w:p>
-      <w:pPr>
-        <w:pStyle w:val="ListBullet"/>
-        <w:spacing w:line="240" w:lineRule="auto"/>
-        <w:ind w:left="720"/>
-      </w:pPr>
-      <w:r>
-        <w:rPr>
-          <w:lang w:val="hi_IN" w:bidi="hi_IN"/>
-        </w:rPr>
-      </w:r>
-      <w:hyperlink r:id="rId42">
-        <w:r>
-          <w:rPr>
-            <w:lang w:val="hi_IN" w:bidi="hi_IN"/>
-          </w:rPr>
-          <w:rPr>
-            <w:color w:val="0000EE"/>
-            <w:u w:val="single"/>
-          </w:rPr>
-          <w:t>एज्रा 7:25–26</w:t>
-        </w:r>
-      </w:hyperlink>
-    </w:p>
-    <w:p>
-      <w:pPr>
-        <w:pStyle w:val="ListBullet"/>
-        <w:spacing w:line="240" w:lineRule="auto"/>
-        <w:ind w:left="720"/>
-      </w:pPr>
-      <w:r>
-        <w:rPr>
-          <w:lang w:val="hi_IN" w:bidi="hi_IN"/>
-        </w:rPr>
-      </w:r>
-      <w:hyperlink r:id="rId43">
-        <w:r>
-          <w:rPr>
-            <w:lang w:val="hi_IN" w:bidi="hi_IN"/>
-          </w:rPr>
-          <w:rPr>
-            <w:color w:val="0000EE"/>
-            <w:u w:val="single"/>
-          </w:rPr>
-          <w:t>गलातियों 2:15</w:t>
-        </w:r>
-      </w:hyperlink>
-    </w:p>
-    <w:p>
-      <w:pPr>
-        <w:pStyle w:val="ListBullet"/>
-        <w:spacing w:line="240" w:lineRule="auto"/>
-        <w:ind w:left="720"/>
-      </w:pPr>
-      <w:r>
-        <w:rPr>
-          <w:lang w:val="hi_IN" w:bidi="hi_IN"/>
-        </w:rPr>
-      </w:r>
-      <w:hyperlink r:id="rId44">
-        <w:r>
-          <w:rPr>
-            <w:lang w:val="hi_IN" w:bidi="hi_IN"/>
-          </w:rPr>
-          <w:rPr>
-            <w:color w:val="0000EE"/>
-            <w:u w:val="single"/>
-          </w:rPr>
-          <w:t>लूका 24:44</w:t>
-        </w:r>
-      </w:hyperlink>
-    </w:p>
-    <w:p>
-      <w:pPr>
-        <w:pStyle w:val="ListBullet"/>
-        <w:spacing w:line="240" w:lineRule="auto"/>
-        <w:ind w:left="720"/>
-      </w:pPr>
-      <w:r>
-        <w:rPr>
-          <w:lang w:val="hi_IN" w:bidi="hi_IN"/>
-        </w:rPr>
-      </w:r>
-      <w:hyperlink r:id="rId45">
-        <w:r>
-          <w:rPr>
-            <w:lang w:val="hi_IN" w:bidi="hi_IN"/>
-          </w:rPr>
-          <w:rPr>
-            <w:color w:val="0000EE"/>
-            <w:u w:val="single"/>
-          </w:rPr>
-          <w:t>मत्ती 5:18</w:t>
-        </w:r>
-      </w:hyperlink>
-    </w:p>
-    <w:p>
-      <w:pPr>
-        <w:pStyle w:val="ListBullet"/>
-        <w:spacing w:line="240" w:lineRule="auto"/>
-        <w:ind w:left="720"/>
-      </w:pPr>
-      <w:r>
-        <w:rPr>
-          <w:lang w:val="hi_IN" w:bidi="hi_IN"/>
-        </w:rPr>
-      </w:r>
-      <w:hyperlink r:id="rId46">
-        <w:r>
-          <w:rPr>
-            <w:lang w:val="hi_IN" w:bidi="hi_IN"/>
-          </w:rPr>
-          <w:rPr>
-            <w:color w:val="0000EE"/>
-            <w:u w:val="single"/>
-          </w:rPr>
-          <w:t>नहेम्याह 10:29</w:t>
-        </w:r>
-      </w:hyperlink>
-    </w:p>
-    <w:p>
-      <w:pPr>
-        <w:pStyle w:val="ListBullet"/>
-        <w:spacing w:line="240" w:lineRule="auto"/>
-        <w:ind w:left="720"/>
-      </w:pPr>
-      <w:r>
-        <w:rPr>
-          <w:lang w:val="hi_IN" w:bidi="hi_IN"/>
-        </w:rPr>
-      </w:r>
-      <w:hyperlink r:id="rId47">
-        <w:r>
-          <w:rPr>
-            <w:lang w:val="hi_IN" w:bidi="hi_IN"/>
-          </w:rPr>
-          <w:rPr>
-            <w:color w:val="0000EE"/>
-            <w:u w:val="single"/>
-          </w:rPr>
-          <w:t>रोमियो 3:19</w:t>
-        </w:r>
-      </w:hyperlink>
+      <w:r>
+        <w:rPr>
+          <w:lang w:val="hi_IN" w:bidi="hi_IN"/>
+        </w:rPr>
+        <w:t>प्रे.का. 15:6</w:t>
+      </w:r>
+    </w:p>
+    <w:p>
+      <w:pPr>
+        <w:pStyle w:val="ListBullet"/>
+        <w:spacing w:line="240" w:lineRule="auto"/>
+        <w:ind w:left="720"/>
+      </w:pPr>
+      <w:r>
+        <w:rPr>
+          <w:lang w:val="hi_IN" w:bidi="hi_IN"/>
+        </w:rPr>
+      </w:r>
+      <w:r>
+        <w:rPr>
+          <w:lang w:val="hi_IN" w:bidi="hi_IN"/>
+        </w:rPr>
+        <w:t>दानिय्येल 9:13</w:t>
+      </w:r>
+    </w:p>
+    <w:p>
+      <w:pPr>
+        <w:pStyle w:val="ListBullet"/>
+        <w:spacing w:line="240" w:lineRule="auto"/>
+        <w:ind w:left="720"/>
+      </w:pPr>
+      <w:r>
+        <w:rPr>
+          <w:lang w:val="hi_IN" w:bidi="hi_IN"/>
+        </w:rPr>
+      </w:r>
+      <w:r>
+        <w:rPr>
+          <w:lang w:val="hi_IN" w:bidi="hi_IN"/>
+        </w:rPr>
+        <w:t>निर्गमन 28:42–43</w:t>
+      </w:r>
+    </w:p>
+    <w:p>
+      <w:pPr>
+        <w:pStyle w:val="ListBullet"/>
+        <w:spacing w:line="240" w:lineRule="auto"/>
+        <w:ind w:left="720"/>
+      </w:pPr>
+      <w:r>
+        <w:rPr>
+          <w:lang w:val="hi_IN" w:bidi="hi_IN"/>
+        </w:rPr>
+      </w:r>
+      <w:r>
+        <w:rPr>
+          <w:lang w:val="hi_IN" w:bidi="hi_IN"/>
+        </w:rPr>
+        <w:t>एज्रा 7:25–26</w:t>
+      </w:r>
+    </w:p>
+    <w:p>
+      <w:pPr>
+        <w:pStyle w:val="ListBullet"/>
+        <w:spacing w:line="240" w:lineRule="auto"/>
+        <w:ind w:left="720"/>
+      </w:pPr>
+      <w:r>
+        <w:rPr>
+          <w:lang w:val="hi_IN" w:bidi="hi_IN"/>
+        </w:rPr>
+      </w:r>
+      <w:r>
+        <w:rPr>
+          <w:lang w:val="hi_IN" w:bidi="hi_IN"/>
+        </w:rPr>
+        <w:t>गलातियों 2:15</w:t>
+      </w:r>
+    </w:p>
+    <w:p>
+      <w:pPr>
+        <w:pStyle w:val="ListBullet"/>
+        <w:spacing w:line="240" w:lineRule="auto"/>
+        <w:ind w:left="720"/>
+      </w:pPr>
+      <w:r>
+        <w:rPr>
+          <w:lang w:val="hi_IN" w:bidi="hi_IN"/>
+        </w:rPr>
+      </w:r>
+      <w:r>
+        <w:rPr>
+          <w:lang w:val="hi_IN" w:bidi="hi_IN"/>
+        </w:rPr>
+        <w:t>लूका 24:44</w:t>
+      </w:r>
+    </w:p>
+    <w:p>
+      <w:pPr>
+        <w:pStyle w:val="ListBullet"/>
+        <w:spacing w:line="240" w:lineRule="auto"/>
+        <w:ind w:left="720"/>
+      </w:pPr>
+      <w:r>
+        <w:rPr>
+          <w:lang w:val="hi_IN" w:bidi="hi_IN"/>
+        </w:rPr>
+      </w:r>
+      <w:r>
+        <w:rPr>
+          <w:lang w:val="hi_IN" w:bidi="hi_IN"/>
+        </w:rPr>
+        <w:t>मत्ती 5:18</w:t>
+      </w:r>
+    </w:p>
+    <w:p>
+      <w:pPr>
+        <w:pStyle w:val="ListBullet"/>
+        <w:spacing w:line="240" w:lineRule="auto"/>
+        <w:ind w:left="720"/>
+      </w:pPr>
+      <w:r>
+        <w:rPr>
+          <w:lang w:val="hi_IN" w:bidi="hi_IN"/>
+        </w:rPr>
+      </w:r>
+      <w:r>
+        <w:rPr>
+          <w:lang w:val="hi_IN" w:bidi="hi_IN"/>
+        </w:rPr>
+        <w:t>नहेम्याह 10:29</w:t>
+      </w:r>
+    </w:p>
+    <w:p>
+      <w:pPr>
+        <w:pStyle w:val="ListBullet"/>
+        <w:spacing w:line="240" w:lineRule="auto"/>
+        <w:ind w:left="720"/>
+      </w:pPr>
+      <w:r>
+        <w:rPr>
+          <w:lang w:val="hi_IN" w:bidi="hi_IN"/>
+        </w:rPr>
+      </w:r>
+      <w:r>
+        <w:rPr>
+          <w:lang w:val="hi_IN" w:bidi="hi_IN"/>
+        </w:rPr>
+        <w:t>रोमियो 3:19</w:t>
+      </w:r>
     </w:p>
     <w:p>
       <w:pPr>
@@ -3356,282 +3146,210 @@
           <w:lang w:val="hi_IN" w:bidi="hi_IN"/>
         </w:rPr>
       </w:r>
-      <w:hyperlink r:id="rId48">
-        <w:r>
-          <w:rPr>
-            <w:lang w:val="hi_IN" w:bidi="hi_IN"/>
-          </w:rPr>
-          <w:rPr>
-            <w:color w:val="0000EE"/>
-            <w:u w:val="single"/>
-          </w:rPr>
-          <w:t>मत्ती 7:21–23</w:t>
-        </w:r>
-      </w:hyperlink>
-    </w:p>
-    <w:p>
-      <w:pPr>
-        <w:pStyle w:val="ListBullet"/>
-        <w:spacing w:line="240" w:lineRule="auto"/>
-        <w:ind w:left="720"/>
-      </w:pPr>
-      <w:r>
-        <w:rPr>
-          <w:lang w:val="hi_IN" w:bidi="hi_IN"/>
-        </w:rPr>
-      </w:r>
-      <w:hyperlink r:id="rId49">
-        <w:r>
-          <w:rPr>
-            <w:lang w:val="hi_IN" w:bidi="hi_IN"/>
-          </w:rPr>
-          <w:rPr>
-            <w:color w:val="0000EE"/>
-            <w:u w:val="single"/>
-          </w:rPr>
-          <w:t>मत्ती 12:2</w:t>
-        </w:r>
-      </w:hyperlink>
-    </w:p>
-    <w:p>
-      <w:pPr>
-        <w:pStyle w:val="ListBullet"/>
-        <w:spacing w:line="240" w:lineRule="auto"/>
-        <w:ind w:left="720"/>
-      </w:pPr>
-      <w:r>
-        <w:rPr>
-          <w:lang w:val="hi_IN" w:bidi="hi_IN"/>
-        </w:rPr>
-      </w:r>
-      <w:hyperlink r:id="rId50">
-        <w:r>
-          <w:rPr>
-            <w:lang w:val="hi_IN" w:bidi="hi_IN"/>
-          </w:rPr>
-          <w:rPr>
-            <w:color w:val="0000EE"/>
-            <w:u w:val="single"/>
-          </w:rPr>
-          <w:t>मत्ती 12:4</w:t>
-        </w:r>
-      </w:hyperlink>
-    </w:p>
-    <w:p>
-      <w:pPr>
-        <w:pStyle w:val="ListBullet"/>
-        <w:spacing w:line="240" w:lineRule="auto"/>
-        <w:ind w:left="720"/>
-      </w:pPr>
-      <w:r>
-        <w:rPr>
-          <w:lang w:val="hi_IN" w:bidi="hi_IN"/>
-        </w:rPr>
-      </w:r>
-      <w:hyperlink r:id="rId51">
-        <w:r>
-          <w:rPr>
-            <w:lang w:val="hi_IN" w:bidi="hi_IN"/>
-          </w:rPr>
-          <w:rPr>
-            <w:color w:val="0000EE"/>
-            <w:u w:val="single"/>
-          </w:rPr>
-          <w:t>मत्ती 12:10</w:t>
-        </w:r>
-      </w:hyperlink>
-    </w:p>
-    <w:p>
-      <w:pPr>
-        <w:pStyle w:val="ListBullet"/>
-        <w:spacing w:line="240" w:lineRule="auto"/>
-        <w:ind w:left="720"/>
-      </w:pPr>
-      <w:r>
-        <w:rPr>
-          <w:lang w:val="hi_IN" w:bidi="hi_IN"/>
-        </w:rPr>
-      </w:r>
-      <w:hyperlink r:id="rId52">
-        <w:r>
-          <w:rPr>
-            <w:lang w:val="hi_IN" w:bidi="hi_IN"/>
-          </w:rPr>
-          <w:rPr>
-            <w:color w:val="0000EE"/>
-            <w:u w:val="single"/>
-          </w:rPr>
-          <w:t>मरकुस 3:4</w:t>
-        </w:r>
-      </w:hyperlink>
-    </w:p>
-    <w:p>
-      <w:pPr>
-        <w:pStyle w:val="ListBullet"/>
-        <w:spacing w:line="240" w:lineRule="auto"/>
-        <w:ind w:left="720"/>
-      </w:pPr>
-      <w:r>
-        <w:rPr>
-          <w:lang w:val="hi_IN" w:bidi="hi_IN"/>
-        </w:rPr>
-      </w:r>
-      <w:hyperlink r:id="rId53">
-        <w:r>
-          <w:rPr>
-            <w:lang w:val="hi_IN" w:bidi="hi_IN"/>
-          </w:rPr>
-          <w:rPr>
-            <w:color w:val="0000EE"/>
-            <w:u w:val="single"/>
-          </w:rPr>
-          <w:t>लूका 6:2</w:t>
-        </w:r>
-      </w:hyperlink>
-    </w:p>
-    <w:p>
-      <w:pPr>
-        <w:pStyle w:val="ListBullet"/>
-        <w:spacing w:line="240" w:lineRule="auto"/>
-        <w:ind w:left="720"/>
-      </w:pPr>
-      <w:r>
-        <w:rPr>
-          <w:lang w:val="hi_IN" w:bidi="hi_IN"/>
-        </w:rPr>
-      </w:r>
-      <w:hyperlink r:id="rId54">
-        <w:r>
-          <w:rPr>
-            <w:lang w:val="hi_IN" w:bidi="hi_IN"/>
-          </w:rPr>
-          <w:rPr>
-            <w:color w:val="0000EE"/>
-            <w:u w:val="single"/>
-          </w:rPr>
-          <w:t>प्रेरि. 2:23</w:t>
-        </w:r>
-      </w:hyperlink>
-    </w:p>
-    <w:p>
-      <w:pPr>
-        <w:pStyle w:val="ListBullet"/>
-        <w:spacing w:line="240" w:lineRule="auto"/>
-        <w:ind w:left="720"/>
-      </w:pPr>
-      <w:r>
-        <w:rPr>
-          <w:lang w:val="hi_IN" w:bidi="hi_IN"/>
-        </w:rPr>
-      </w:r>
-      <w:hyperlink r:id="rId55">
-        <w:r>
-          <w:rPr>
-            <w:lang w:val="hi_IN" w:bidi="hi_IN"/>
-          </w:rPr>
-          <w:rPr>
-            <w:color w:val="0000EE"/>
-            <w:u w:val="single"/>
-          </w:rPr>
-          <w:t>प्रेरि. 10:28</w:t>
-        </w:r>
-      </w:hyperlink>
-    </w:p>
-    <w:p>
-      <w:pPr>
-        <w:pStyle w:val="ListBullet"/>
-        <w:spacing w:line="240" w:lineRule="auto"/>
-        <w:ind w:left="720"/>
-      </w:pPr>
-      <w:r>
-        <w:rPr>
-          <w:lang w:val="hi_IN" w:bidi="hi_IN"/>
-        </w:rPr>
-      </w:r>
-      <w:hyperlink r:id="rId56">
-        <w:r>
-          <w:rPr>
-            <w:lang w:val="hi_IN" w:bidi="hi_IN"/>
-          </w:rPr>
-          <w:rPr>
-            <w:color w:val="0000EE"/>
-            <w:u w:val="single"/>
-          </w:rPr>
-          <w:t>प्रेरि. 22:25</w:t>
-        </w:r>
-      </w:hyperlink>
-    </w:p>
-    <w:p>
-      <w:pPr>
-        <w:pStyle w:val="ListBullet"/>
-        <w:spacing w:line="240" w:lineRule="auto"/>
-        <w:ind w:left="720"/>
-      </w:pPr>
-      <w:r>
-        <w:rPr>
-          <w:lang w:val="hi_IN" w:bidi="hi_IN"/>
-        </w:rPr>
-      </w:r>
-      <w:hyperlink r:id="rId57">
-        <w:r>
-          <w:rPr>
-            <w:lang w:val="hi_IN" w:bidi="hi_IN"/>
-          </w:rPr>
-          <w:rPr>
-            <w:color w:val="0000EE"/>
-            <w:u w:val="single"/>
-          </w:rPr>
-          <w:t>2 थिस्स. 2:3</w:t>
-        </w:r>
-      </w:hyperlink>
-    </w:p>
-    <w:p>
-      <w:pPr>
-        <w:pStyle w:val="ListBullet"/>
-        <w:spacing w:line="240" w:lineRule="auto"/>
-        <w:ind w:left="720"/>
-      </w:pPr>
-      <w:r>
-        <w:rPr>
-          <w:lang w:val="hi_IN" w:bidi="hi_IN"/>
-        </w:rPr>
-      </w:r>
-      <w:hyperlink r:id="rId58">
-        <w:r>
-          <w:rPr>
-            <w:lang w:val="hi_IN" w:bidi="hi_IN"/>
-          </w:rPr>
-          <w:rPr>
-            <w:color w:val="0000EE"/>
-            <w:u w:val="single"/>
-          </w:rPr>
-          <w:t>तीतु. 2:14</w:t>
-        </w:r>
-      </w:hyperlink>
-    </w:p>
-    <w:p>
-      <w:pPr>
-        <w:pStyle w:val="ListBullet"/>
-        <w:spacing w:line="240" w:lineRule="auto"/>
-        <w:ind w:left="720"/>
-      </w:pPr>
-      <w:r>
-        <w:rPr>
-          <w:lang w:val="hi_IN" w:bidi="hi_IN"/>
-        </w:rPr>
-      </w:r>
-      <w:hyperlink r:id="rId59">
-        <w:r>
-          <w:rPr>
-            <w:lang w:val="hi_IN" w:bidi="hi_IN"/>
-          </w:rPr>
-          <w:rPr>
-            <w:color w:val="0000EE"/>
-            <w:u w:val="single"/>
-          </w:rPr>
-          <w:t>1 यूह. 3:4–6</w:t>
-        </w:r>
-      </w:hyperlink>
+      <w:r>
+        <w:rPr>
+          <w:lang w:val="hi_IN" w:bidi="hi_IN"/>
+        </w:rPr>
+        <w:t>मत्ती 7:21–23</w:t>
+      </w:r>
+    </w:p>
+    <w:p>
+      <w:pPr>
+        <w:pStyle w:val="ListBullet"/>
+        <w:spacing w:line="240" w:lineRule="auto"/>
+        <w:ind w:left="720"/>
+      </w:pPr>
+      <w:r>
+        <w:rPr>
+          <w:lang w:val="hi_IN" w:bidi="hi_IN"/>
+        </w:rPr>
+      </w:r>
+      <w:r>
+        <w:rPr>
+          <w:lang w:val="hi_IN" w:bidi="hi_IN"/>
+        </w:rPr>
+        <w:t>मत्ती 12:2</w:t>
+      </w:r>
+    </w:p>
+    <w:p>
+      <w:pPr>
+        <w:pStyle w:val="ListBullet"/>
+        <w:spacing w:line="240" w:lineRule="auto"/>
+        <w:ind w:left="720"/>
+      </w:pPr>
+      <w:r>
+        <w:rPr>
+          <w:lang w:val="hi_IN" w:bidi="hi_IN"/>
+        </w:rPr>
+      </w:r>
+      <w:r>
+        <w:rPr>
+          <w:lang w:val="hi_IN" w:bidi="hi_IN"/>
+        </w:rPr>
+        <w:t>मत्ती 12:4</w:t>
+      </w:r>
+    </w:p>
+    <w:p>
+      <w:pPr>
+        <w:pStyle w:val="ListBullet"/>
+        <w:spacing w:line="240" w:lineRule="auto"/>
+        <w:ind w:left="720"/>
+      </w:pPr>
+      <w:r>
+        <w:rPr>
+          <w:lang w:val="hi_IN" w:bidi="hi_IN"/>
+        </w:rPr>
+      </w:r>
+      <w:r>
+        <w:rPr>
+          <w:lang w:val="hi_IN" w:bidi="hi_IN"/>
+        </w:rPr>
+        <w:t>मत्ती 12:10</w:t>
+      </w:r>
+    </w:p>
+    <w:p>
+      <w:pPr>
+        <w:pStyle w:val="ListBullet"/>
+        <w:spacing w:line="240" w:lineRule="auto"/>
+        <w:ind w:left="720"/>
+      </w:pPr>
+      <w:r>
+        <w:rPr>
+          <w:lang w:val="hi_IN" w:bidi="hi_IN"/>
+        </w:rPr>
+      </w:r>
+      <w:r>
+        <w:rPr>
+          <w:lang w:val="hi_IN" w:bidi="hi_IN"/>
+        </w:rPr>
+        <w:t>मरकुस 3:4</w:t>
+      </w:r>
+    </w:p>
+    <w:p>
+      <w:pPr>
+        <w:pStyle w:val="ListBullet"/>
+        <w:spacing w:line="240" w:lineRule="auto"/>
+        <w:ind w:left="720"/>
+      </w:pPr>
+      <w:r>
+        <w:rPr>
+          <w:lang w:val="hi_IN" w:bidi="hi_IN"/>
+        </w:rPr>
+      </w:r>
+      <w:r>
+        <w:rPr>
+          <w:lang w:val="hi_IN" w:bidi="hi_IN"/>
+        </w:rPr>
+        <w:t>लूका 6:2</w:t>
+      </w:r>
+    </w:p>
+    <w:p>
+      <w:pPr>
+        <w:pStyle w:val="ListBullet"/>
+        <w:spacing w:line="240" w:lineRule="auto"/>
+        <w:ind w:left="720"/>
+      </w:pPr>
+      <w:r>
+        <w:rPr>
+          <w:lang w:val="hi_IN" w:bidi="hi_IN"/>
+        </w:rPr>
+      </w:r>
+      <w:r>
+        <w:rPr>
+          <w:lang w:val="hi_IN" w:bidi="hi_IN"/>
+        </w:rPr>
+        <w:t>प्रेरि. 2:23</w:t>
+      </w:r>
+    </w:p>
+    <w:p>
+      <w:pPr>
+        <w:pStyle w:val="ListBullet"/>
+        <w:spacing w:line="240" w:lineRule="auto"/>
+        <w:ind w:left="720"/>
+      </w:pPr>
+      <w:r>
+        <w:rPr>
+          <w:lang w:val="hi_IN" w:bidi="hi_IN"/>
+        </w:rPr>
+      </w:r>
+      <w:r>
+        <w:rPr>
+          <w:lang w:val="hi_IN" w:bidi="hi_IN"/>
+        </w:rPr>
+        <w:t>प्रेरि. 10:28</w:t>
+      </w:r>
+    </w:p>
+    <w:p>
+      <w:pPr>
+        <w:pStyle w:val="ListBullet"/>
+        <w:spacing w:line="240" w:lineRule="auto"/>
+        <w:ind w:left="720"/>
+      </w:pPr>
+      <w:r>
+        <w:rPr>
+          <w:lang w:val="hi_IN" w:bidi="hi_IN"/>
+        </w:rPr>
+      </w:r>
+      <w:r>
+        <w:rPr>
+          <w:lang w:val="hi_IN" w:bidi="hi_IN"/>
+        </w:rPr>
+        <w:t>प्रेरि. 22:25</w:t>
+      </w:r>
+    </w:p>
+    <w:p>
+      <w:pPr>
+        <w:pStyle w:val="ListBullet"/>
+        <w:spacing w:line="240" w:lineRule="auto"/>
+        <w:ind w:left="720"/>
+      </w:pPr>
+      <w:r>
+        <w:rPr>
+          <w:lang w:val="hi_IN" w:bidi="hi_IN"/>
+        </w:rPr>
+      </w:r>
+      <w:r>
+        <w:rPr>
+          <w:lang w:val="hi_IN" w:bidi="hi_IN"/>
+        </w:rPr>
+        <w:t>2 थिस्स. 2:3</w:t>
+      </w:r>
+    </w:p>
+    <w:p>
+      <w:pPr>
+        <w:pStyle w:val="ListBullet"/>
+        <w:spacing w:line="240" w:lineRule="auto"/>
+        <w:ind w:left="720"/>
+      </w:pPr>
+      <w:r>
+        <w:rPr>
+          <w:lang w:val="hi_IN" w:bidi="hi_IN"/>
+        </w:rPr>
+      </w:r>
+      <w:r>
+        <w:rPr>
+          <w:lang w:val="hi_IN" w:bidi="hi_IN"/>
+        </w:rPr>
+        <w:t>तीतु. 2:14</w:t>
+      </w:r>
+    </w:p>
+    <w:p>
+      <w:pPr>
+        <w:pStyle w:val="ListBullet"/>
+        <w:spacing w:line="240" w:lineRule="auto"/>
+        <w:ind w:left="720"/>
+      </w:pPr>
+      <w:r>
+        <w:rPr>
+          <w:lang w:val="hi_IN" w:bidi="hi_IN"/>
+        </w:rPr>
+      </w:r>
+      <w:r>
+        <w:rPr>
+          <w:lang w:val="hi_IN" w:bidi="hi_IN"/>
+        </w:rPr>
+        <w:t>1 यूह. 3:4–6</w:t>
+      </w:r>
     </w:p>
     <w:p>
       <w:pPr>
@@ -3900,66 +3618,48 @@
           <w:lang w:val="hi_IN" w:bidi="hi_IN"/>
         </w:rPr>
       </w:r>
-      <w:hyperlink r:id="rId60">
-        <w:r>
-          <w:rPr>
-            <w:lang w:val="hi_IN" w:bidi="hi_IN"/>
-          </w:rPr>
-          <w:rPr>
-            <w:color w:val="0000EE"/>
-            <w:u w:val="single"/>
-          </w:rPr>
-          <w:t>दानिय्येल 11:44–45</w:t>
-        </w:r>
-      </w:hyperlink>
-    </w:p>
-    <w:p>
-      <w:pPr>
-        <w:pStyle w:val="ListBullet"/>
-        <w:spacing w:line="240" w:lineRule="auto"/>
-        <w:ind w:left="720"/>
-      </w:pPr>
-      <w:r>
-        <w:rPr>
-          <w:lang w:val="hi_IN" w:bidi="hi_IN"/>
-        </w:rPr>
-      </w:r>
-      <w:hyperlink r:id="rId61">
-        <w:r>
-          <w:rPr>
-            <w:lang w:val="hi_IN" w:bidi="hi_IN"/>
-          </w:rPr>
-          <w:rPr>
-            <w:color w:val="0000EE"/>
-            <w:u w:val="single"/>
-          </w:rPr>
-          <w:t>यिर्मयाह 04:19–20</w:t>
-        </w:r>
-      </w:hyperlink>
-    </w:p>
-    <w:p>
-      <w:pPr>
-        <w:pStyle w:val="ListBullet"/>
-        <w:spacing w:line="240" w:lineRule="auto"/>
-        <w:ind w:left="720"/>
-      </w:pPr>
-      <w:r>
-        <w:rPr>
-          <w:lang w:val="hi_IN" w:bidi="hi_IN"/>
-        </w:rPr>
-      </w:r>
-      <w:hyperlink r:id="rId62">
-        <w:r>
-          <w:rPr>
-            <w:lang w:val="hi_IN" w:bidi="hi_IN"/>
-          </w:rPr>
-          <w:rPr>
-            <w:color w:val="0000EE"/>
-            <w:u w:val="single"/>
-          </w:rPr>
-          <w:t>गिनती 10:9</w:t>
-        </w:r>
-      </w:hyperlink>
+      <w:r>
+        <w:rPr>
+          <w:lang w:val="hi_IN" w:bidi="hi_IN"/>
+        </w:rPr>
+        <w:t>दानिय्येल 11:44–45</w:t>
+      </w:r>
+    </w:p>
+    <w:p>
+      <w:pPr>
+        <w:pStyle w:val="ListBullet"/>
+        <w:spacing w:line="240" w:lineRule="auto"/>
+        <w:ind w:left="720"/>
+      </w:pPr>
+      <w:r>
+        <w:rPr>
+          <w:lang w:val="hi_IN" w:bidi="hi_IN"/>
+        </w:rPr>
+      </w:r>
+      <w:r>
+        <w:rPr>
+          <w:lang w:val="hi_IN" w:bidi="hi_IN"/>
+        </w:rPr>
+        <w:t>यिर्मयाह 04:19–20</w:t>
+      </w:r>
+    </w:p>
+    <w:p>
+      <w:pPr>
+        <w:pStyle w:val="ListBullet"/>
+        <w:spacing w:line="240" w:lineRule="auto"/>
+        <w:ind w:left="720"/>
+      </w:pPr>
+      <w:r>
+        <w:rPr>
+          <w:lang w:val="hi_IN" w:bidi="hi_IN"/>
+        </w:rPr>
+      </w:r>
+      <w:r>
+        <w:rPr>
+          <w:lang w:val="hi_IN" w:bidi="hi_IN"/>
+        </w:rPr>
+        <w:t>गिनती 10:9</w:t>
+      </w:r>
     </w:p>
     <w:p>
       <w:pPr>

--- a/hin/docx/047.content.docx
+++ b/hin/docx/047.content.docx
@@ -938,683 +938,647 @@
         <w:rPr>
           <w:lang w:val="hi_IN" w:bidi="hi_IN"/>
         </w:rPr>
+        <w:t>, अविश्वासी)</w:t>
+      </w:r>
+    </w:p>
+    <w:p>
+      <w:pPr>
+        <w:pStyle w:val="Heading3"/>
+      </w:pPr>
+      <w:r>
+        <w:rPr>
+          <w:lang w:val="hi_IN" w:bidi="hi_IN"/>
+        </w:rPr>
+        <w:t>बाइबल सन्दर्भ:</w:t>
+      </w:r>
+    </w:p>
+    <w:p>
+      <w:pPr>
+        <w:pStyle w:val="ListBullet"/>
+        <w:spacing w:line="240" w:lineRule="auto"/>
+        <w:ind w:left="720"/>
+      </w:pPr>
+      <w:r>
+        <w:rPr>
+          <w:lang w:val="hi_IN" w:bidi="hi_IN"/>
+        </w:rPr>
+      </w:r>
+      <w:r>
+        <w:rPr>
+          <w:lang w:val="hi_IN" w:bidi="hi_IN"/>
+        </w:rPr>
+        <w:t>प्रे.का. 15:19–21</w:t>
+      </w:r>
+    </w:p>
+    <w:p>
+      <w:pPr>
+        <w:pStyle w:val="ListBullet"/>
+        <w:spacing w:line="240" w:lineRule="auto"/>
+        <w:ind w:left="720"/>
+      </w:pPr>
+      <w:r>
+        <w:rPr>
+          <w:lang w:val="hi_IN" w:bidi="hi_IN"/>
+        </w:rPr>
+      </w:r>
+      <w:r>
+        <w:rPr>
+          <w:lang w:val="hi_IN" w:bidi="hi_IN"/>
+        </w:rPr>
+        <w:t>प्रे.का. 21:25–26</w:t>
+      </w:r>
+    </w:p>
+    <w:p>
+      <w:pPr>
+        <w:pStyle w:val="ListBullet"/>
+        <w:spacing w:line="240" w:lineRule="auto"/>
+        <w:ind w:left="720"/>
+      </w:pPr>
+      <w:r>
+        <w:rPr>
+          <w:lang w:val="hi_IN" w:bidi="hi_IN"/>
+        </w:rPr>
+      </w:r>
+      <w:r>
+        <w:rPr>
+          <w:lang w:val="hi_IN" w:bidi="hi_IN"/>
+        </w:rPr>
+        <w:t>कुलुस्सियों 03:5–8</w:t>
+      </w:r>
+    </w:p>
+    <w:p>
+      <w:pPr>
+        <w:pStyle w:val="ListBullet"/>
+        <w:spacing w:line="240" w:lineRule="auto"/>
+        <w:ind w:left="720"/>
+      </w:pPr>
+      <w:r>
+        <w:rPr>
+          <w:lang w:val="hi_IN" w:bidi="hi_IN"/>
+        </w:rPr>
+      </w:r>
+      <w:r>
+        <w:rPr>
+          <w:lang w:val="hi_IN" w:bidi="hi_IN"/>
+        </w:rPr>
+        <w:t>इफिसियों 05:3–4</w:t>
+      </w:r>
+    </w:p>
+    <w:p>
+      <w:pPr>
+        <w:pStyle w:val="ListBullet"/>
+        <w:spacing w:line="240" w:lineRule="auto"/>
+        <w:ind w:left="720"/>
+      </w:pPr>
+      <w:r>
+        <w:rPr>
+          <w:lang w:val="hi_IN" w:bidi="hi_IN"/>
+        </w:rPr>
+      </w:r>
+      <w:r>
+        <w:rPr>
+          <w:lang w:val="hi_IN" w:bidi="hi_IN"/>
+        </w:rPr>
+        <w:t>उत्पत्ति 38:24–26</w:t>
+      </w:r>
+    </w:p>
+    <w:p>
+      <w:pPr>
+        <w:pStyle w:val="ListBullet"/>
+        <w:spacing w:line="240" w:lineRule="auto"/>
+        <w:ind w:left="720"/>
+      </w:pPr>
+      <w:r>
+        <w:rPr>
+          <w:lang w:val="hi_IN" w:bidi="hi_IN"/>
+        </w:rPr>
+      </w:r>
+      <w:r>
+        <w:rPr>
+          <w:lang w:val="hi_IN" w:bidi="hi_IN"/>
+        </w:rPr>
+        <w:t>होशे 04:13–14</w:t>
+      </w:r>
+    </w:p>
+    <w:p>
+      <w:pPr>
+        <w:pStyle w:val="ListBullet"/>
+        <w:spacing w:line="240" w:lineRule="auto"/>
+        <w:ind w:left="720"/>
+      </w:pPr>
+      <w:r>
+        <w:rPr>
+          <w:lang w:val="hi_IN" w:bidi="hi_IN"/>
+        </w:rPr>
+      </w:r>
+      <w:r>
+        <w:rPr>
+          <w:lang w:val="hi_IN" w:bidi="hi_IN"/>
+        </w:rPr>
+        <w:t>मत्ती 05:31–32</w:t>
+      </w:r>
+    </w:p>
+    <w:p>
+      <w:pPr>
+        <w:pStyle w:val="ListBullet"/>
+        <w:spacing w:line="240" w:lineRule="auto"/>
+        <w:ind w:left="720"/>
+      </w:pPr>
+      <w:r>
+        <w:rPr>
+          <w:lang w:val="hi_IN" w:bidi="hi_IN"/>
+        </w:rPr>
+      </w:r>
+      <w:r>
+        <w:rPr>
+          <w:lang w:val="hi_IN" w:bidi="hi_IN"/>
+        </w:rPr>
+        <w:t>मत्ती 19:7–9</w:t>
+      </w:r>
+    </w:p>
+    <w:p>
+      <w:pPr>
+        <w:pStyle w:val="Heading3"/>
+      </w:pPr>
+      <w:r>
+        <w:rPr>
+          <w:lang w:val="hi_IN" w:bidi="hi_IN"/>
+        </w:rPr>
+        <w:t>शब्द तथ्य:</w:t>
+      </w:r>
+    </w:p>
+    <w:p>
+      <w:pPr>
+        <w:pStyle w:val="ListBullet"/>
+        <w:spacing w:line="240" w:lineRule="auto"/>
+        <w:ind w:left="720"/>
+      </w:pPr>
+      <w:r>
+        <w:rPr>
+          <w:lang w:val="hi_IN" w:bidi="hi_IN"/>
+        </w:rPr>
+      </w:r>
+      <w:r>
+        <w:rPr>
+          <w:lang w:val="hi_IN" w:bidi="hi_IN"/>
+        </w:rPr>
+        <w:t>Strong's: H2181, H8457, G1608, G4202, G4203</w:t>
+      </w:r>
+      <w:r>
+        <w:rPr>
+          <w:lang w:val="hi_IN" w:bidi="hi_IN"/>
+        </w:rPr>
+      </w:r>
+      <w:r>
+        <w:rPr>
+          <w:lang w:val="hi_IN" w:bidi="hi_IN"/>
+        </w:rPr>
+      </w:r>
+    </w:p>
+    <w:p>
+      <w:pPr/>
+      <w:r>
+        <w:rPr>
+          <w:lang w:val="hi_IN" w:bidi="hi_IN"/>
+        </w:rPr>
+      </w:r>
+    </w:p>
+    <w:p>
+      <w:pPr>
+        <w:pStyle w:val="Heading2"/>
+      </w:pPr>
+      <w:r>
+        <w:rPr>
+          <w:lang w:val="hi_IN" w:bidi="hi_IN"/>
+        </w:rPr>
+        <w:t>व्यर्थ</w:t>
+      </w:r>
+      <w:r>
+        <w:rPr>
+          <w:lang w:val="hi_IN" w:bidi="hi_IN"/>
+        </w:rPr>
+      </w:r>
+    </w:p>
+    <w:p>
+      <w:pPr>
+        <w:pStyle w:val="Heading3"/>
+      </w:pPr>
+      <w:r>
+        <w:rPr>
+          <w:lang w:val="hi_IN" w:bidi="hi_IN"/>
+        </w:rPr>
+        <w:t>परिभाषा:</w:t>
+      </w:r>
+    </w:p>
+    <w:p>
+      <w:pPr/>
+      <w:r>
+        <w:rPr>
+          <w:lang w:val="hi_IN" w:bidi="hi_IN"/>
+        </w:rPr>
+      </w:r>
+      <w:r>
+        <w:rPr>
+          <w:lang w:val="hi_IN" w:bidi="hi_IN"/>
+        </w:rPr>
+        <w:t>शब्द "व्यर्थ" और "निस्सारता" शब्द ऎसी स्थिति का वर्णन करते हैं जो किसी काम की नहीं है या अत्यधिक अस्थायी है।</w:t>
+      </w:r>
+    </w:p>
+    <w:p>
+      <w:pPr>
+        <w:pStyle w:val="ListBullet"/>
+        <w:spacing w:line="240" w:lineRule="auto"/>
+        <w:ind w:left="720"/>
+      </w:pPr>
+      <w:r>
+        <w:rPr>
+          <w:lang w:val="hi_IN" w:bidi="hi_IN"/>
+        </w:rPr>
+      </w:r>
+      <w:r>
+        <w:rPr>
+          <w:lang w:val="hi_IN" w:bidi="hi_IN"/>
+        </w:rPr>
+        <w:t>पुराने नियम में मूर्तियों को "व्यर्थ" वस्तुएं कहा गया है जो निकम्मी है और कुछ कर नहीं सकती हैं।</w:t>
+      </w:r>
+    </w:p>
+    <w:p>
+      <w:pPr>
+        <w:pStyle w:val="ListBullet"/>
+        <w:spacing w:line="240" w:lineRule="auto"/>
+        <w:ind w:left="720"/>
+      </w:pPr>
+      <w:r>
+        <w:rPr>
+          <w:lang w:val="hi_IN" w:bidi="hi_IN"/>
+        </w:rPr>
+      </w:r>
+      <w:r>
+        <w:rPr>
+          <w:lang w:val="hi_IN" w:bidi="hi_IN"/>
+        </w:rPr>
+        <w:t>यदि कोई काम “व्यर्थ” में किया गया है तो इसका अर्थ है कि उसके लिए किए गयी प्रयास या कार्य कुछ भी उपलब्ध नहीं कर पाए हैं। "व्यर्थ में", इस उक्ति का अनुवाद विभिन्न रूपों में किया जा सकता है, जैसे: "परिणाम के बिना;" "कोई परिणाम नहीं?" "निरर्थक", "अकारण", या "निरुद्देश्य"</w:t>
+      </w:r>
+    </w:p>
+    <w:p>
+      <w:pPr>
+        <w:pStyle w:val="ListBullet"/>
+        <w:spacing w:line="240" w:lineRule="auto"/>
+        <w:ind w:left="720"/>
+      </w:pPr>
+      <w:r>
+        <w:rPr>
+          <w:lang w:val="hi_IN" w:bidi="hi_IN"/>
+        </w:rPr>
+      </w:r>
+      <w:r>
+        <w:rPr>
+          <w:lang w:val="hi_IN" w:bidi="hi_IN"/>
+        </w:rPr>
+        <w:t>प्रकरण के अनुसार “व्यर्थ” शब्द का अनुवाद हो सकता है, “खाली” या “निकम्मा” या “निराशाजनक” या “घटिया” या “अर्थहीन” हो सकता है।</w:t>
+      </w:r>
+    </w:p>
+    <w:p>
+      <w:pPr/>
+      <w:r>
+        <w:rPr>
+          <w:lang w:val="hi_IN" w:bidi="hi_IN"/>
+        </w:rPr>
+      </w:r>
+      <w:r>
+        <w:rPr>
+          <w:lang w:val="hi_IN" w:bidi="hi_IN"/>
+        </w:rPr>
+        <w:t xml:space="preserve">(यह भी देखें: </w:t>
+      </w:r>
+      <w:r>
+        <w:rPr>
+          <w:lang w:val="hi_IN" w:bidi="hi_IN"/>
+        </w:rPr>
+        <w:t>झूठे ईश्वर</w:t>
+      </w:r>
+      <w:r>
+        <w:rPr>
+          <w:lang w:val="hi_IN" w:bidi="hi_IN"/>
+        </w:rPr>
+        <w:t>, योग्य)</w:t>
+      </w:r>
+    </w:p>
+    <w:p>
+      <w:pPr>
+        <w:pStyle w:val="Heading3"/>
+      </w:pPr>
+      <w:r>
+        <w:rPr>
+          <w:lang w:val="hi_IN" w:bidi="hi_IN"/>
+        </w:rPr>
+        <w:t>बाइबल सन्दर्भ:</w:t>
+      </w:r>
+    </w:p>
+    <w:p>
+      <w:pPr>
+        <w:pStyle w:val="ListBullet"/>
+        <w:spacing w:line="240" w:lineRule="auto"/>
+        <w:ind w:left="720"/>
+      </w:pPr>
+      <w:r>
+        <w:rPr>
+          <w:lang w:val="hi_IN" w:bidi="hi_IN"/>
+        </w:rPr>
+      </w:r>
+      <w:r>
+        <w:rPr>
+          <w:lang w:val="hi_IN" w:bidi="hi_IN"/>
+        </w:rPr>
+        <w:t>1 कुरिन्थियों 15:1–2</w:t>
+      </w:r>
+    </w:p>
+    <w:p>
+      <w:pPr>
+        <w:pStyle w:val="ListBullet"/>
+        <w:spacing w:line="240" w:lineRule="auto"/>
+        <w:ind w:left="720"/>
+      </w:pPr>
+      <w:r>
+        <w:rPr>
+          <w:lang w:val="hi_IN" w:bidi="hi_IN"/>
+        </w:rPr>
+      </w:r>
+      <w:r>
+        <w:rPr>
+          <w:lang w:val="hi_IN" w:bidi="hi_IN"/>
+        </w:rPr>
+        <w:t>1 शमूएल 25:21–22</w:t>
+      </w:r>
+    </w:p>
+    <w:p>
+      <w:pPr>
+        <w:pStyle w:val="ListBullet"/>
+        <w:spacing w:line="240" w:lineRule="auto"/>
+        <w:ind w:left="720"/>
+      </w:pPr>
+      <w:r>
+        <w:rPr>
+          <w:lang w:val="hi_IN" w:bidi="hi_IN"/>
+        </w:rPr>
+      </w:r>
+      <w:r>
+        <w:rPr>
+          <w:lang w:val="hi_IN" w:bidi="hi_IN"/>
+        </w:rPr>
+        <w:t>2 पतरस 2:18</w:t>
+      </w:r>
+    </w:p>
+    <w:p>
+      <w:pPr>
+        <w:pStyle w:val="ListBullet"/>
+        <w:spacing w:line="240" w:lineRule="auto"/>
+        <w:ind w:left="720"/>
+      </w:pPr>
+      <w:r>
+        <w:rPr>
+          <w:lang w:val="hi_IN" w:bidi="hi_IN"/>
+        </w:rPr>
+      </w:r>
+      <w:r>
+        <w:rPr>
+          <w:lang w:val="hi_IN" w:bidi="hi_IN"/>
+        </w:rPr>
+        <w:t>यशायाह 45:19</w:t>
+      </w:r>
+    </w:p>
+    <w:p>
+      <w:pPr>
+        <w:pStyle w:val="ListBullet"/>
+        <w:spacing w:line="240" w:lineRule="auto"/>
+        <w:ind w:left="720"/>
+      </w:pPr>
+      <w:r>
+        <w:rPr>
+          <w:lang w:val="hi_IN" w:bidi="hi_IN"/>
+        </w:rPr>
+      </w:r>
+      <w:r>
+        <w:rPr>
+          <w:lang w:val="hi_IN" w:bidi="hi_IN"/>
+        </w:rPr>
+        <w:t>यिर्मयाह 2:29–31</w:t>
+      </w:r>
+    </w:p>
+    <w:p>
+      <w:pPr>
+        <w:pStyle w:val="ListBullet"/>
+        <w:spacing w:line="240" w:lineRule="auto"/>
+        <w:ind w:left="720"/>
+      </w:pPr>
+      <w:r>
+        <w:rPr>
+          <w:lang w:val="hi_IN" w:bidi="hi_IN"/>
+        </w:rPr>
+      </w:r>
+      <w:r>
+        <w:rPr>
+          <w:lang w:val="hi_IN" w:bidi="hi_IN"/>
+        </w:rPr>
+        <w:t>मत्ती 15:9</w:t>
+      </w:r>
+    </w:p>
+    <w:p>
+      <w:pPr>
+        <w:pStyle w:val="Heading3"/>
+      </w:pPr>
+      <w:r>
+        <w:rPr>
+          <w:lang w:val="hi_IN" w:bidi="hi_IN"/>
+        </w:rPr>
+        <w:t>शब्द तथ्य:</w:t>
+      </w:r>
+    </w:p>
+    <w:p>
+      <w:pPr>
+        <w:pStyle w:val="ListBullet"/>
+        <w:spacing w:line="240" w:lineRule="auto"/>
+        <w:ind w:left="720"/>
+      </w:pPr>
+      <w:r>
+        <w:rPr>
+          <w:lang w:val="hi_IN" w:bidi="hi_IN"/>
+        </w:rPr>
+      </w:r>
+      <w:r>
+        <w:rPr>
+          <w:lang w:val="hi_IN" w:bidi="hi_IN"/>
+        </w:rPr>
+        <w:t>स्ट्रांग'स: H1891, H1892, H2600, H7307, H7385, H7387, H7723, H8193, H8267, H8414, G945, G1500, G2756, G2758, G2761, G3151, G3152, G3153, G3155</w:t>
+      </w:r>
+      <w:r>
+        <w:rPr>
+          <w:lang w:val="hi_IN" w:bidi="hi_IN"/>
+        </w:rPr>
+      </w:r>
+      <w:r>
+        <w:rPr>
+          <w:lang w:val="hi_IN" w:bidi="hi_IN"/>
+        </w:rPr>
+      </w:r>
+    </w:p>
+    <w:p>
+      <w:pPr/>
+      <w:r>
+        <w:rPr>
+          <w:lang w:val="hi_IN" w:bidi="hi_IN"/>
+        </w:rPr>
+      </w:r>
+    </w:p>
+    <w:p>
+      <w:pPr>
+        <w:pStyle w:val="Heading2"/>
+      </w:pPr>
+      <w:r>
+        <w:rPr>
+          <w:lang w:val="hi_IN" w:bidi="hi_IN"/>
+        </w:rPr>
+        <w:t>व्यवस्था</w:t>
+      </w:r>
+      <w:r>
+        <w:rPr>
+          <w:lang w:val="hi_IN" w:bidi="hi_IN"/>
+        </w:rPr>
+      </w:r>
+    </w:p>
+    <w:p>
+      <w:pPr>
+        <w:pStyle w:val="Heading3"/>
+      </w:pPr>
+      <w:r>
+        <w:rPr>
+          <w:lang w:val="hi_IN" w:bidi="hi_IN"/>
+        </w:rPr>
+        <w:t>परिभाषा:</w:t>
+      </w:r>
+    </w:p>
+    <w:p>
+      <w:pPr/>
+      <w:r>
+        <w:rPr>
+          <w:lang w:val="hi_IN" w:bidi="hi_IN"/>
+        </w:rPr>
+      </w:r>
+      <w:r>
+        <w:rPr>
+          <w:lang w:val="hi_IN" w:bidi="hi_IN"/>
+        </w:rPr>
+        <w:t>“व्यवस्था” वैधानिक नियम होते हैं, जो प्रायः लिखे हुए रहते हैं और अधिकारी द्वारा लागू किए जाते हैं। “सिद्धान्त” निर्णय लेने और व्यवहार करने के दिशा-निर्देशक नियम हैंजो प्रायः लिखित रूप में नहीं होते हैं और बलात लागू नहीं किए जाते हैं| तथापि, कभी-कभी "व्यवस्था" को भी "सिद्धांत" रूप में काम में लिया जाता है|</w:t>
+      </w:r>
+    </w:p>
+    <w:p>
+      <w:pPr>
+        <w:pStyle w:val="ListBullet"/>
+        <w:spacing w:line="240" w:lineRule="auto"/>
+        <w:ind w:left="720"/>
+      </w:pPr>
+      <w:r>
+        <w:rPr>
+          <w:lang w:val="hi_IN" w:bidi="hi_IN"/>
+        </w:rPr>
+      </w:r>
+      <w:r>
+        <w:rPr>
+          <w:lang w:val="hi_IN" w:bidi="hi_IN"/>
+        </w:rPr>
+        <w:t>"व्यवस्था" एक "आदेश" के तुल्य है, लेकिन "व्यवस्था" शब्द का प्रायः उच्चारित की अपेक्षा लिखित का सन्दर्भ देता है।</w:t>
+      </w:r>
+    </w:p>
+    <w:p>
+      <w:pPr>
+        <w:pStyle w:val="ListBullet"/>
+        <w:spacing w:line="240" w:lineRule="auto"/>
+        <w:ind w:left="720"/>
+      </w:pPr>
+      <w:r>
+        <w:rPr>
+          <w:lang w:val="hi_IN" w:bidi="hi_IN"/>
+        </w:rPr>
+      </w:r>
+      <w:r>
+        <w:rPr>
+          <w:lang w:val="hi_IN" w:bidi="hi_IN"/>
+        </w:rPr>
+        <w:t>“व्यवस्था” और "सिद्धान्त" दोनों ही मनुष्य के व्यवहार के दिशा-निर्देशक सामान्य नियम या मान्यताएँ होते हैं।</w:t>
+      </w:r>
+    </w:p>
+    <w:p>
+      <w:pPr>
+        <w:pStyle w:val="ListBullet"/>
+        <w:spacing w:line="240" w:lineRule="auto"/>
+        <w:ind w:left="720"/>
+      </w:pPr>
+      <w:r>
+        <w:rPr>
+          <w:lang w:val="hi_IN" w:bidi="hi_IN"/>
+        </w:rPr>
+      </w:r>
+      <w:r>
+        <w:rPr>
+          <w:lang w:val="hi_IN" w:bidi="hi_IN"/>
+        </w:rPr>
+        <w:t>“व्यवस्था” का अर्थ “मूसा की व्यवस्था” के अर्थ से भिन्न है क्योंकि वे परमेश्वर द्वारा इस्राएल को दी गई आज्ञाएँ एवं निर्देशन थे।</w:t>
+      </w:r>
+    </w:p>
+    <w:p>
+      <w:pPr>
+        <w:pStyle w:val="ListBullet"/>
+        <w:spacing w:line="240" w:lineRule="auto"/>
+        <w:ind w:left="720"/>
+      </w:pPr>
+      <w:r>
+        <w:rPr>
+          <w:lang w:val="hi_IN" w:bidi="hi_IN"/>
+        </w:rPr>
+      </w:r>
+      <w:r>
+        <w:rPr>
+          <w:lang w:val="hi_IN" w:bidi="hi_IN"/>
+        </w:rPr>
+        <w:t>जब एक सामान्य नियमों को "व्यवस्था" संदर्भित किया गया हो तो इसका अनुवाद हो सकता है, “सिद्धान्त” या “सार्वजनिक नियम”</w:t>
+      </w:r>
+    </w:p>
+    <w:p>
+      <w:pPr/>
+      <w:r>
+        <w:rPr>
+          <w:lang w:val="hi_IN" w:bidi="hi_IN"/>
+        </w:rPr>
+      </w:r>
+      <w:r>
+        <w:rPr>
+          <w:lang w:val="hi_IN" w:bidi="hi_IN"/>
+        </w:rPr>
+        <w:t xml:space="preserve">(यह भी देखें: </w:t>
+      </w:r>
+      <w:r>
+        <w:rPr>
+          <w:lang w:val="hi_IN" w:bidi="hi_IN"/>
+        </w:rPr>
+        <w:t>मूसा की व्यवस्था</w:t>
+      </w:r>
+      <w:r>
+        <w:rPr>
+          <w:lang w:val="hi_IN" w:bidi="hi_IN"/>
+        </w:rPr>
         <w:t xml:space="preserve">, </w:t>
       </w:r>
       <w:r>
         <w:rPr>
           <w:lang w:val="hi_IN" w:bidi="hi_IN"/>
         </w:rPr>
-        <w:t>अविश्वासी</w:t>
-      </w:r>
-      <w:r>
-        <w:rPr>
-          <w:lang w:val="hi_IN" w:bidi="hi_IN"/>
-        </w:rPr>
-        <w:t>)</w:t>
-      </w:r>
-    </w:p>
-    <w:p>
-      <w:pPr>
-        <w:pStyle w:val="Heading3"/>
-      </w:pPr>
-      <w:r>
-        <w:rPr>
-          <w:lang w:val="hi_IN" w:bidi="hi_IN"/>
-        </w:rPr>
-        <w:t>बाइबल सन्दर्भ:</w:t>
-      </w:r>
-    </w:p>
-    <w:p>
-      <w:pPr>
-        <w:pStyle w:val="ListBullet"/>
-        <w:spacing w:line="240" w:lineRule="auto"/>
-        <w:ind w:left="720"/>
-      </w:pPr>
-      <w:r>
-        <w:rPr>
-          <w:lang w:val="hi_IN" w:bidi="hi_IN"/>
-        </w:rPr>
-      </w:r>
-      <w:r>
-        <w:rPr>
-          <w:lang w:val="hi_IN" w:bidi="hi_IN"/>
-        </w:rPr>
-        <w:t>प्रे.का. 15:19–21</w:t>
-      </w:r>
-    </w:p>
-    <w:p>
-      <w:pPr>
-        <w:pStyle w:val="ListBullet"/>
-        <w:spacing w:line="240" w:lineRule="auto"/>
-        <w:ind w:left="720"/>
-      </w:pPr>
-      <w:r>
-        <w:rPr>
-          <w:lang w:val="hi_IN" w:bidi="hi_IN"/>
-        </w:rPr>
-      </w:r>
-      <w:r>
-        <w:rPr>
-          <w:lang w:val="hi_IN" w:bidi="hi_IN"/>
-        </w:rPr>
-        <w:t>प्रे.का. 21:25–26</w:t>
-      </w:r>
-    </w:p>
-    <w:p>
-      <w:pPr>
-        <w:pStyle w:val="ListBullet"/>
-        <w:spacing w:line="240" w:lineRule="auto"/>
-        <w:ind w:left="720"/>
-      </w:pPr>
-      <w:r>
-        <w:rPr>
-          <w:lang w:val="hi_IN" w:bidi="hi_IN"/>
-        </w:rPr>
-      </w:r>
-      <w:r>
-        <w:rPr>
-          <w:lang w:val="hi_IN" w:bidi="hi_IN"/>
-        </w:rPr>
-        <w:t>कुलुस्सियों 03:5–8</w:t>
-      </w:r>
-    </w:p>
-    <w:p>
-      <w:pPr>
-        <w:pStyle w:val="ListBullet"/>
-        <w:spacing w:line="240" w:lineRule="auto"/>
-        <w:ind w:left="720"/>
-      </w:pPr>
-      <w:r>
-        <w:rPr>
-          <w:lang w:val="hi_IN" w:bidi="hi_IN"/>
-        </w:rPr>
-      </w:r>
-      <w:r>
-        <w:rPr>
-          <w:lang w:val="hi_IN" w:bidi="hi_IN"/>
-        </w:rPr>
-        <w:t>इफिसियों 05:3–4</w:t>
-      </w:r>
-    </w:p>
-    <w:p>
-      <w:pPr>
-        <w:pStyle w:val="ListBullet"/>
-        <w:spacing w:line="240" w:lineRule="auto"/>
-        <w:ind w:left="720"/>
-      </w:pPr>
-      <w:r>
-        <w:rPr>
-          <w:lang w:val="hi_IN" w:bidi="hi_IN"/>
-        </w:rPr>
-      </w:r>
-      <w:r>
-        <w:rPr>
-          <w:lang w:val="hi_IN" w:bidi="hi_IN"/>
-        </w:rPr>
-        <w:t>उत्पत्ति 38:24–26</w:t>
-      </w:r>
-    </w:p>
-    <w:p>
-      <w:pPr>
-        <w:pStyle w:val="ListBullet"/>
-        <w:spacing w:line="240" w:lineRule="auto"/>
-        <w:ind w:left="720"/>
-      </w:pPr>
-      <w:r>
-        <w:rPr>
-          <w:lang w:val="hi_IN" w:bidi="hi_IN"/>
-        </w:rPr>
-      </w:r>
-      <w:r>
-        <w:rPr>
-          <w:lang w:val="hi_IN" w:bidi="hi_IN"/>
-        </w:rPr>
-        <w:t>होशे 04:13–14</w:t>
-      </w:r>
-    </w:p>
-    <w:p>
-      <w:pPr>
-        <w:pStyle w:val="ListBullet"/>
-        <w:spacing w:line="240" w:lineRule="auto"/>
-        <w:ind w:left="720"/>
-      </w:pPr>
-      <w:r>
-        <w:rPr>
-          <w:lang w:val="hi_IN" w:bidi="hi_IN"/>
-        </w:rPr>
-      </w:r>
-      <w:r>
-        <w:rPr>
-          <w:lang w:val="hi_IN" w:bidi="hi_IN"/>
-        </w:rPr>
-        <w:t>मत्ती 05:31–32</w:t>
-      </w:r>
-    </w:p>
-    <w:p>
-      <w:pPr>
-        <w:pStyle w:val="ListBullet"/>
-        <w:spacing w:line="240" w:lineRule="auto"/>
-        <w:ind w:left="720"/>
-      </w:pPr>
-      <w:r>
-        <w:rPr>
-          <w:lang w:val="hi_IN" w:bidi="hi_IN"/>
-        </w:rPr>
-      </w:r>
-      <w:r>
-        <w:rPr>
-          <w:lang w:val="hi_IN" w:bidi="hi_IN"/>
-        </w:rPr>
-        <w:t>मत्ती 19:7–9</w:t>
-      </w:r>
-    </w:p>
-    <w:p>
-      <w:pPr>
-        <w:pStyle w:val="Heading3"/>
-      </w:pPr>
-      <w:r>
-        <w:rPr>
-          <w:lang w:val="hi_IN" w:bidi="hi_IN"/>
-        </w:rPr>
-        <w:t>शब्द तथ्य:</w:t>
-      </w:r>
-    </w:p>
-    <w:p>
-      <w:pPr>
-        <w:pStyle w:val="ListBullet"/>
-        <w:spacing w:line="240" w:lineRule="auto"/>
-        <w:ind w:left="720"/>
-      </w:pPr>
-      <w:r>
-        <w:rPr>
-          <w:lang w:val="hi_IN" w:bidi="hi_IN"/>
-        </w:rPr>
-      </w:r>
-      <w:r>
-        <w:rPr>
-          <w:lang w:val="hi_IN" w:bidi="hi_IN"/>
-        </w:rPr>
-        <w:t>Strong's: H2181, H8457, G1608, G4202, G4203</w:t>
-      </w:r>
-      <w:r>
-        <w:rPr>
-          <w:lang w:val="hi_IN" w:bidi="hi_IN"/>
-        </w:rPr>
-      </w:r>
-      <w:r>
-        <w:rPr>
-          <w:lang w:val="hi_IN" w:bidi="hi_IN"/>
-        </w:rPr>
-      </w:r>
-    </w:p>
-    <w:p>
-      <w:pPr/>
-      <w:r>
-        <w:rPr>
-          <w:lang w:val="hi_IN" w:bidi="hi_IN"/>
-        </w:rPr>
-      </w:r>
-    </w:p>
-    <w:p>
-      <w:pPr>
-        <w:pStyle w:val="Heading2"/>
-      </w:pPr>
-      <w:r>
-        <w:rPr>
-          <w:lang w:val="hi_IN" w:bidi="hi_IN"/>
-        </w:rPr>
-        <w:t>व्यर्थ</w:t>
-      </w:r>
-      <w:r>
-        <w:rPr>
-          <w:lang w:val="hi_IN" w:bidi="hi_IN"/>
-        </w:rPr>
-      </w:r>
-    </w:p>
-    <w:p>
-      <w:pPr>
-        <w:pStyle w:val="Heading3"/>
-      </w:pPr>
-      <w:r>
-        <w:rPr>
-          <w:lang w:val="hi_IN" w:bidi="hi_IN"/>
-        </w:rPr>
-        <w:t>परिभाषा:</w:t>
-      </w:r>
-    </w:p>
-    <w:p>
-      <w:pPr/>
-      <w:r>
-        <w:rPr>
-          <w:lang w:val="hi_IN" w:bidi="hi_IN"/>
-        </w:rPr>
-      </w:r>
-      <w:r>
-        <w:rPr>
-          <w:lang w:val="hi_IN" w:bidi="hi_IN"/>
-        </w:rPr>
-        <w:t>शब्द "व्यर्थ" और "निस्सारता" शब्द ऎसी स्थिति का वर्णन करते हैं जो किसी काम की नहीं है या अत्यधिक अस्थायी है।</w:t>
-      </w:r>
-    </w:p>
-    <w:p>
-      <w:pPr>
-        <w:pStyle w:val="ListBullet"/>
-        <w:spacing w:line="240" w:lineRule="auto"/>
-        <w:ind w:left="720"/>
-      </w:pPr>
-      <w:r>
-        <w:rPr>
-          <w:lang w:val="hi_IN" w:bidi="hi_IN"/>
-        </w:rPr>
-      </w:r>
-      <w:r>
-        <w:rPr>
-          <w:lang w:val="hi_IN" w:bidi="hi_IN"/>
-        </w:rPr>
-        <w:t>पुराने नियम में मूर्तियों को "व्यर्थ" वस्तुएं कहा गया है जो निकम्मी है और कुछ कर नहीं सकती हैं।</w:t>
-      </w:r>
-    </w:p>
-    <w:p>
-      <w:pPr>
-        <w:pStyle w:val="ListBullet"/>
-        <w:spacing w:line="240" w:lineRule="auto"/>
-        <w:ind w:left="720"/>
-      </w:pPr>
-      <w:r>
-        <w:rPr>
-          <w:lang w:val="hi_IN" w:bidi="hi_IN"/>
-        </w:rPr>
-      </w:r>
-      <w:r>
-        <w:rPr>
-          <w:lang w:val="hi_IN" w:bidi="hi_IN"/>
-        </w:rPr>
-        <w:t>यदि कोई काम “व्यर्थ” में किया गया है तो इसका अर्थ है कि उसके लिए किए गयी प्रयास या कार्य कुछ भी उपलब्ध नहीं कर पाए हैं। "व्यर्थ में", इस उक्ति का अनुवाद विभिन्न रूपों में किया जा सकता है, जैसे: "परिणाम के बिना;" "कोई परिणाम नहीं?" "निरर्थक", "अकारण", या "निरुद्देश्य"</w:t>
-      </w:r>
-    </w:p>
-    <w:p>
-      <w:pPr>
-        <w:pStyle w:val="ListBullet"/>
-        <w:spacing w:line="240" w:lineRule="auto"/>
-        <w:ind w:left="720"/>
-      </w:pPr>
-      <w:r>
-        <w:rPr>
-          <w:lang w:val="hi_IN" w:bidi="hi_IN"/>
-        </w:rPr>
-      </w:r>
-      <w:r>
-        <w:rPr>
-          <w:lang w:val="hi_IN" w:bidi="hi_IN"/>
-        </w:rPr>
-        <w:t>प्रकरण के अनुसार “व्यर्थ” शब्द का अनुवाद हो सकता है, “खाली” या “निकम्मा” या “निराशाजनक” या “घटिया” या “अर्थहीन” हो सकता है।</w:t>
-      </w:r>
-    </w:p>
-    <w:p>
-      <w:pPr/>
-      <w:r>
-        <w:rPr>
-          <w:lang w:val="hi_IN" w:bidi="hi_IN"/>
-        </w:rPr>
-      </w:r>
-      <w:r>
-        <w:rPr>
-          <w:lang w:val="hi_IN" w:bidi="hi_IN"/>
-        </w:rPr>
-        <w:t xml:space="preserve">(यह भी देखें: </w:t>
-      </w:r>
-      <w:r>
-        <w:rPr>
-          <w:lang w:val="hi_IN" w:bidi="hi_IN"/>
-        </w:rPr>
-        <w:t>झूठे ईश्वर</w:t>
-      </w:r>
-      <w:r>
-        <w:rPr>
-          <w:lang w:val="hi_IN" w:bidi="hi_IN"/>
-        </w:rPr>
-        <w:t xml:space="preserve">, </w:t>
-      </w:r>
-      <w:r>
-        <w:rPr>
-          <w:lang w:val="hi_IN" w:bidi="hi_IN"/>
-        </w:rPr>
-        <w:t>योग्य</w:t>
-      </w:r>
-      <w:r>
-        <w:rPr>
-          <w:lang w:val="hi_IN" w:bidi="hi_IN"/>
-        </w:rPr>
-        <w:t>)</w:t>
-      </w:r>
-    </w:p>
-    <w:p>
-      <w:pPr>
-        <w:pStyle w:val="Heading3"/>
-      </w:pPr>
-      <w:r>
-        <w:rPr>
-          <w:lang w:val="hi_IN" w:bidi="hi_IN"/>
-        </w:rPr>
-        <w:t>बाइबल सन्दर्भ:</w:t>
-      </w:r>
-    </w:p>
-    <w:p>
-      <w:pPr>
-        <w:pStyle w:val="ListBullet"/>
-        <w:spacing w:line="240" w:lineRule="auto"/>
-        <w:ind w:left="720"/>
-      </w:pPr>
-      <w:r>
-        <w:rPr>
-          <w:lang w:val="hi_IN" w:bidi="hi_IN"/>
-        </w:rPr>
-      </w:r>
-      <w:r>
-        <w:rPr>
-          <w:lang w:val="hi_IN" w:bidi="hi_IN"/>
-        </w:rPr>
-        <w:t>1 कुरिन्थियों 15:1–2</w:t>
-      </w:r>
-    </w:p>
-    <w:p>
-      <w:pPr>
-        <w:pStyle w:val="ListBullet"/>
-        <w:spacing w:line="240" w:lineRule="auto"/>
-        <w:ind w:left="720"/>
-      </w:pPr>
-      <w:r>
-        <w:rPr>
-          <w:lang w:val="hi_IN" w:bidi="hi_IN"/>
-        </w:rPr>
-      </w:r>
-      <w:r>
-        <w:rPr>
-          <w:lang w:val="hi_IN" w:bidi="hi_IN"/>
-        </w:rPr>
-        <w:t>1 शमूएल 25:21–22</w:t>
-      </w:r>
-    </w:p>
-    <w:p>
-      <w:pPr>
-        <w:pStyle w:val="ListBullet"/>
-        <w:spacing w:line="240" w:lineRule="auto"/>
-        <w:ind w:left="720"/>
-      </w:pPr>
-      <w:r>
-        <w:rPr>
-          <w:lang w:val="hi_IN" w:bidi="hi_IN"/>
-        </w:rPr>
-      </w:r>
-      <w:r>
-        <w:rPr>
-          <w:lang w:val="hi_IN" w:bidi="hi_IN"/>
-        </w:rPr>
-        <w:t>2 पतरस 2:18</w:t>
-      </w:r>
-    </w:p>
-    <w:p>
-      <w:pPr>
-        <w:pStyle w:val="ListBullet"/>
-        <w:spacing w:line="240" w:lineRule="auto"/>
-        <w:ind w:left="720"/>
-      </w:pPr>
-      <w:r>
-        <w:rPr>
-          <w:lang w:val="hi_IN" w:bidi="hi_IN"/>
-        </w:rPr>
-      </w:r>
-      <w:r>
-        <w:rPr>
-          <w:lang w:val="hi_IN" w:bidi="hi_IN"/>
-        </w:rPr>
-        <w:t>यशायाह 45:19</w:t>
-      </w:r>
-    </w:p>
-    <w:p>
-      <w:pPr>
-        <w:pStyle w:val="ListBullet"/>
-        <w:spacing w:line="240" w:lineRule="auto"/>
-        <w:ind w:left="720"/>
-      </w:pPr>
-      <w:r>
-        <w:rPr>
-          <w:lang w:val="hi_IN" w:bidi="hi_IN"/>
-        </w:rPr>
-      </w:r>
-      <w:r>
-        <w:rPr>
-          <w:lang w:val="hi_IN" w:bidi="hi_IN"/>
-        </w:rPr>
-        <w:t>यिर्मयाह 2:29–31</w:t>
-      </w:r>
-    </w:p>
-    <w:p>
-      <w:pPr>
-        <w:pStyle w:val="ListBullet"/>
-        <w:spacing w:line="240" w:lineRule="auto"/>
-        <w:ind w:left="720"/>
-      </w:pPr>
-      <w:r>
-        <w:rPr>
-          <w:lang w:val="hi_IN" w:bidi="hi_IN"/>
-        </w:rPr>
-      </w:r>
-      <w:r>
-        <w:rPr>
-          <w:lang w:val="hi_IN" w:bidi="hi_IN"/>
-        </w:rPr>
-        <w:t>मत्ती 15:9</w:t>
-      </w:r>
-    </w:p>
-    <w:p>
-      <w:pPr>
-        <w:pStyle w:val="Heading3"/>
-      </w:pPr>
-      <w:r>
-        <w:rPr>
-          <w:lang w:val="hi_IN" w:bidi="hi_IN"/>
-        </w:rPr>
-        <w:t>शब्द तथ्य:</w:t>
-      </w:r>
-    </w:p>
-    <w:p>
-      <w:pPr>
-        <w:pStyle w:val="ListBullet"/>
-        <w:spacing w:line="240" w:lineRule="auto"/>
-        <w:ind w:left="720"/>
-      </w:pPr>
-      <w:r>
-        <w:rPr>
-          <w:lang w:val="hi_IN" w:bidi="hi_IN"/>
-        </w:rPr>
-      </w:r>
-      <w:r>
-        <w:rPr>
-          <w:lang w:val="hi_IN" w:bidi="hi_IN"/>
-        </w:rPr>
-        <w:t>स्ट्रांग'स: H1891, H1892, H2600, H7307, H7385, H7387, H7723, H8193, H8267, H8414, G945, G1500, G2756, G2758, G2761, G3151, G3152, G3153, G3155</w:t>
-      </w:r>
-      <w:r>
-        <w:rPr>
-          <w:lang w:val="hi_IN" w:bidi="hi_IN"/>
-        </w:rPr>
-      </w:r>
-      <w:r>
-        <w:rPr>
-          <w:lang w:val="hi_IN" w:bidi="hi_IN"/>
-        </w:rPr>
-      </w:r>
-    </w:p>
-    <w:p>
-      <w:pPr/>
-      <w:r>
-        <w:rPr>
-          <w:lang w:val="hi_IN" w:bidi="hi_IN"/>
-        </w:rPr>
-      </w:r>
-    </w:p>
-    <w:p>
-      <w:pPr>
-        <w:pStyle w:val="Heading2"/>
-      </w:pPr>
-      <w:r>
-        <w:rPr>
-          <w:lang w:val="hi_IN" w:bidi="hi_IN"/>
-        </w:rPr>
-        <w:t>व्यवस्था</w:t>
-      </w:r>
-      <w:r>
-        <w:rPr>
-          <w:lang w:val="hi_IN" w:bidi="hi_IN"/>
-        </w:rPr>
-      </w:r>
-    </w:p>
-    <w:p>
-      <w:pPr>
-        <w:pStyle w:val="Heading3"/>
-      </w:pPr>
-      <w:r>
-        <w:rPr>
-          <w:lang w:val="hi_IN" w:bidi="hi_IN"/>
-        </w:rPr>
-        <w:t>परिभाषा:</w:t>
-      </w:r>
-    </w:p>
-    <w:p>
-      <w:pPr/>
-      <w:r>
-        <w:rPr>
-          <w:lang w:val="hi_IN" w:bidi="hi_IN"/>
-        </w:rPr>
-      </w:r>
-      <w:r>
-        <w:rPr>
-          <w:lang w:val="hi_IN" w:bidi="hi_IN"/>
-        </w:rPr>
-        <w:t>“व्यवस्था” वैधानिक नियम होते हैं, जो प्रायः लिखे हुए रहते हैं और अधिकारी द्वारा लागू किए जाते हैं। “सिद्धान्त” निर्णय लेने और व्यवहार करने के दिशा-निर्देशक नियम हैंजो प्रायः लिखित रूप में नहीं होते हैं और बलात लागू नहीं किए जाते हैं| तथापि, कभी-कभी "व्यवस्था" को भी "सिद्धांत" रूप में काम में लिया जाता है|</w:t>
-      </w:r>
-    </w:p>
-    <w:p>
-      <w:pPr>
-        <w:pStyle w:val="ListBullet"/>
-        <w:spacing w:line="240" w:lineRule="auto"/>
-        <w:ind w:left="720"/>
-      </w:pPr>
-      <w:r>
-        <w:rPr>
-          <w:lang w:val="hi_IN" w:bidi="hi_IN"/>
-        </w:rPr>
-      </w:r>
-      <w:r>
-        <w:rPr>
-          <w:lang w:val="hi_IN" w:bidi="hi_IN"/>
-        </w:rPr>
-        <w:t>"व्यवस्था" एक "आदेश" के तुल्य है, लेकिन "व्यवस्था" शब्द का प्रायः उच्चारित की अपेक्षा लिखित का सन्दर्भ देता है।</w:t>
-      </w:r>
-    </w:p>
-    <w:p>
-      <w:pPr>
-        <w:pStyle w:val="ListBullet"/>
-        <w:spacing w:line="240" w:lineRule="auto"/>
-        <w:ind w:left="720"/>
-      </w:pPr>
-      <w:r>
-        <w:rPr>
-          <w:lang w:val="hi_IN" w:bidi="hi_IN"/>
-        </w:rPr>
-      </w:r>
-      <w:r>
-        <w:rPr>
-          <w:lang w:val="hi_IN" w:bidi="hi_IN"/>
-        </w:rPr>
-        <w:t>“व्यवस्था” और "सिद्धान्त" दोनों ही मनुष्य के व्यवहार के दिशा-निर्देशक सामान्य नियम या मान्यताएँ होते हैं।</w:t>
-      </w:r>
-    </w:p>
-    <w:p>
-      <w:pPr>
-        <w:pStyle w:val="ListBullet"/>
-        <w:spacing w:line="240" w:lineRule="auto"/>
-        <w:ind w:left="720"/>
-      </w:pPr>
-      <w:r>
-        <w:rPr>
-          <w:lang w:val="hi_IN" w:bidi="hi_IN"/>
-        </w:rPr>
-      </w:r>
-      <w:r>
-        <w:rPr>
-          <w:lang w:val="hi_IN" w:bidi="hi_IN"/>
-        </w:rPr>
-        <w:t>“व्यवस्था” का अर्थ “मूसा की व्यवस्था” के अर्थ से भिन्न है क्योंकि वे परमेश्वर द्वारा इस्राएल को दी गई आज्ञाएँ एवं निर्देशन थे।</w:t>
-      </w:r>
-    </w:p>
-    <w:p>
-      <w:pPr>
-        <w:pStyle w:val="ListBullet"/>
-        <w:spacing w:line="240" w:lineRule="auto"/>
-        <w:ind w:left="720"/>
-      </w:pPr>
-      <w:r>
-        <w:rPr>
-          <w:lang w:val="hi_IN" w:bidi="hi_IN"/>
-        </w:rPr>
-      </w:r>
-      <w:r>
-        <w:rPr>
-          <w:lang w:val="hi_IN" w:bidi="hi_IN"/>
-        </w:rPr>
-        <w:t>जब एक सामान्य नियमों को "व्यवस्था" संदर्भित किया गया हो तो इसका अनुवाद हो सकता है, “सिद्धान्त” या “सार्वजनिक नियम”</w:t>
-      </w:r>
-    </w:p>
-    <w:p>
-      <w:pPr/>
-      <w:r>
-        <w:rPr>
-          <w:lang w:val="hi_IN" w:bidi="hi_IN"/>
-        </w:rPr>
-      </w:r>
-      <w:r>
-        <w:rPr>
-          <w:lang w:val="hi_IN" w:bidi="hi_IN"/>
-        </w:rPr>
-        <w:t xml:space="preserve">(यह भी देखें: </w:t>
-      </w:r>
-      <w:r>
-        <w:rPr>
-          <w:lang w:val="hi_IN" w:bidi="hi_IN"/>
-        </w:rPr>
-        <w:t>मूसा की व्यवस्था</w:t>
-      </w:r>
-      <w:r>
-        <w:rPr>
-          <w:lang w:val="hi_IN" w:bidi="hi_IN"/>
-        </w:rPr>
-        <w:t xml:space="preserve">, </w:t>
-      </w:r>
-      <w:r>
-        <w:rPr>
-          <w:lang w:val="hi_IN" w:bidi="hi_IN"/>
-        </w:rPr>
         <w:t>आदेश</w:t>
       </w:r>
       <w:r>
         <w:rPr>
           <w:lang w:val="hi_IN" w:bidi="hi_IN"/>
         </w:rPr>
-        <w:t xml:space="preserve">, </w:t>
-      </w:r>
-      <w:r>
-        <w:rPr>
-          <w:lang w:val="hi_IN" w:bidi="hi_IN"/>
-        </w:rPr>
-        <w:t>आज्ञा</w:t>
-      </w:r>
-      <w:r>
-        <w:rPr>
-          <w:lang w:val="hi_IN" w:bidi="hi_IN"/>
-        </w:rPr>
-        <w:t xml:space="preserve">, </w:t>
+        <w:t xml:space="preserve">, आज्ञा, </w:t>
       </w:r>
       <w:r>
         <w:rPr>
